--- a/TS-Kramam/TS-3.4/TS 3.4 Sanskrit Krama Paatam Corrections.docx
+++ b/TS-Kramam/TS-3.4/TS 3.4 Sanskrit Krama Paatam Corrections.docx
@@ -1,6 +1,6 @@
 
 <file path=word/document.xml><?xml version="1.0" encoding="utf-8"?>
-<w:document xmlns:wpc="http://schemas.microsoft.com/office/word/2010/wordprocessingCanvas" xmlns:cx="http://schemas.microsoft.com/office/drawing/2014/chartex" xmlns:cx1="http://schemas.microsoft.com/office/drawing/2015/9/8/chartex" xmlns:cx2="http://schemas.microsoft.com/office/drawing/2015/10/21/chartex" xmlns:cx3="http://schemas.microsoft.com/office/drawing/2016/5/9/chartex" xmlns:cx4="http://schemas.microsoft.com/office/drawing/2016/5/10/chartex" xmlns:cx5="http://schemas.microsoft.com/office/drawing/2016/5/11/chartex" xmlns:cx6="http://schemas.microsoft.com/office/drawing/2016/5/12/chartex" xmlns:cx7="http://schemas.microsoft.com/office/drawing/2016/5/13/chartex" xmlns:cx8="http://schemas.microsoft.com/office/drawing/2016/5/14/chartex" xmlns:mc="http://schemas.openxmlformats.org/markup-compatibility/2006" xmlns:aink="http://schemas.microsoft.com/office/drawing/2016/ink" xmlns:am3d="http://schemas.microsoft.com/office/drawing/2017/model3d" xmlns:o="urn:schemas-microsoft-com:office:office" xmlns:oel="http://schemas.microsoft.com/office/2019/extlst" xmlns:r="http://schemas.openxmlformats.org/officeDocument/2006/relationships" xmlns:m="http://schemas.openxmlformats.org/officeDocument/2006/math" xmlns:v="urn:schemas-microsoft-com:vml" xmlns:wp14="http://schemas.microsoft.com/office/word/2010/wordprocessingDrawing" xmlns:wp="http://schemas.openxmlformats.org/drawingml/2006/wordprocessingDrawing" xmlns:w10="urn:schemas-microsoft-com:office:word" xmlns:w="http://schemas.openxmlformats.org/wordprocessingml/2006/main" xmlns:w14="http://schemas.microsoft.com/office/word/2010/wordml" xmlns:w15="http://schemas.microsoft.com/office/word/2012/wordml" xmlns:w16cex="http://schemas.microsoft.com/office/word/2018/wordml/cex" xmlns:w16cid="http://schemas.microsoft.com/office/word/2016/wordml/cid" xmlns:w16="http://schemas.microsoft.com/office/word/2018/wordml" xmlns:w16du="http://schemas.microsoft.com/office/word/2023/wordml/word16du" xmlns:w16sdtdh="http://schemas.microsoft.com/office/word/2020/wordml/sdtdatahash" xmlns:w16sdtfl="http://schemas.microsoft.com/office/word/2024/wordml/sdtformatlock" xmlns:w16se="http://schemas.microsoft.com/office/word/2015/wordml/symex" xmlns:wpg="http://schemas.microsoft.com/office/word/2010/wordprocessingGroup" xmlns:wpi="http://schemas.microsoft.com/office/word/2010/wordprocessingInk" xmlns:wne="http://schemas.microsoft.com/office/word/2006/wordml" xmlns:wps="http://schemas.microsoft.com/office/word/2010/wordprocessingShape" mc:Ignorable="w14 w15 w16se w16cid w16 w16cex w16sdtdh w16sdtfl w16du wp14">
+<w:document xmlns:wpc="http://schemas.microsoft.com/office/word/2010/wordprocessingCanvas" xmlns:cx="http://schemas.microsoft.com/office/drawing/2014/chartex" xmlns:cx1="http://schemas.microsoft.com/office/drawing/2015/9/8/chartex" xmlns:cx2="http://schemas.microsoft.com/office/drawing/2015/10/21/chartex" xmlns:cx3="http://schemas.microsoft.com/office/drawing/2016/5/9/chartex" xmlns:cx4="http://schemas.microsoft.com/office/drawing/2016/5/10/chartex" xmlns:cx5="http://schemas.microsoft.com/office/drawing/2016/5/11/chartex" xmlns:cx6="http://schemas.microsoft.com/office/drawing/2016/5/12/chartex" xmlns:cx7="http://schemas.microsoft.com/office/drawing/2016/5/13/chartex" xmlns:cx8="http://schemas.microsoft.com/office/drawing/2016/5/14/chartex" xmlns:mc="http://schemas.openxmlformats.org/markup-compatibility/2006" xmlns:aink="http://schemas.microsoft.com/office/drawing/2016/ink" xmlns:am3d="http://schemas.microsoft.com/office/drawing/2017/model3d" xmlns:o="urn:schemas-microsoft-com:office:office" xmlns:oel="http://schemas.microsoft.com/office/2019/extlst" xmlns:r="http://schemas.openxmlformats.org/officeDocument/2006/relationships" xmlns:m="http://schemas.openxmlformats.org/officeDocument/2006/math" xmlns:v="urn:schemas-microsoft-com:vml" xmlns:wp14="http://schemas.microsoft.com/office/word/2010/wordprocessingDrawing" xmlns:wp="http://schemas.openxmlformats.org/drawingml/2006/wordprocessingDrawing" xmlns:w10="urn:schemas-microsoft-com:office:word" xmlns:w="http://schemas.openxmlformats.org/wordprocessingml/2006/main" xmlns:w14="http://schemas.microsoft.com/office/word/2010/wordml" xmlns:w15="http://schemas.microsoft.com/office/word/2012/wordml" xmlns:w16cei="http://schemas.microsoft.com/office/word/2026/wordml/cei" xmlns:w16cex="http://schemas.microsoft.com/office/word/2018/wordml/cex" xmlns:w16cid="http://schemas.microsoft.com/office/word/2016/wordml/cid" xmlns:w16="http://schemas.microsoft.com/office/word/2018/wordml" xmlns:w16du="http://schemas.microsoft.com/office/word/2023/wordml/word16du" xmlns:w16sdtdh="http://schemas.microsoft.com/office/word/2020/wordml/sdtdatahash" xmlns:w16sdtfl="http://schemas.microsoft.com/office/word/2024/wordml/sdtformatlock" xmlns:w16se="http://schemas.microsoft.com/office/word/2015/wordml/symex" xmlns:wpg="http://schemas.microsoft.com/office/word/2010/wordprocessingGroup" xmlns:wpi="http://schemas.microsoft.com/office/word/2010/wordprocessingInk" xmlns:wne="http://schemas.microsoft.com/office/word/2006/wordml" xmlns:wps="http://schemas.microsoft.com/office/word/2010/wordprocessingShape" mc:Ignorable="w14 w15 w16se w16cid w16 w16cex w16sdtdh w16sdtfl w16du wp14">
   <w:body>
     <w:p>
       <w:pPr>
@@ -277,7 +277,6 @@
         <w:tc>
           <w:tcPr>
             <w:tcW w:w="4048" w:type="dxa"/>
-            <w:shd w:val="clear" w:color="auto" w:fill="auto"/>
           </w:tcPr>
           <w:p>
             <w:pPr>
@@ -316,7 +315,7 @@
                 <w:sz w:val="28"/>
                 <w:szCs w:val="32"/>
               </w:rPr>
-              <w:t xml:space="preserve">3.4.7.3 </w:t>
+              <w:t xml:space="preserve">3.4.3.6 </w:t>
             </w:r>
             <w:r>
               <w:rPr>
@@ -366,9 +365,72 @@
                 <w:sz w:val="28"/>
                 <w:szCs w:val="32"/>
               </w:rPr>
-              <w:t>49</w:t>
-            </w:r>
-          </w:p>
+              <w:t>39</w:t>
+            </w:r>
+          </w:p>
+          <w:p>
+            <w:pPr>
+              <w:widowControl w:val="0"/>
+              <w:tabs>
+                <w:tab w:val="left" w:pos="993"/>
+              </w:tabs>
+              <w:autoSpaceDE w:val="0"/>
+              <w:autoSpaceDN w:val="0"/>
+              <w:adjustRightInd w:val="0"/>
+              <w:spacing w:before="0" w:line="252" w:lineRule="auto"/>
+              <w:ind w:right="297"/>
+              <w:rPr>
+                <w:rFonts w:cs="Arial"/>
+                <w:b/>
+                <w:color w:val="000000"/>
+                <w:sz w:val="28"/>
+                <w:szCs w:val="32"/>
+              </w:rPr>
+            </w:pPr>
+            <w:r>
+              <w:rPr>
+                <w:rFonts w:cs="Arial"/>
+                <w:b/>
+                <w:color w:val="000000"/>
+                <w:sz w:val="28"/>
+                <w:szCs w:val="32"/>
+              </w:rPr>
+              <w:t>Panchaati No</w:t>
+            </w:r>
+            <w:r>
+              <w:rPr>
+                <w:rFonts w:cs="Arial"/>
+                <w:b/>
+                <w:color w:val="000000"/>
+                <w:szCs w:val="32"/>
+              </w:rPr>
+              <w:t>. -</w:t>
+            </w:r>
+            <w:r>
+              <w:rPr>
+                <w:rFonts w:cs="Arial"/>
+                <w:b/>
+                <w:color w:val="000000"/>
+                <w:szCs w:val="32"/>
+              </w:rPr>
+              <w:t xml:space="preserve"> </w:t>
+            </w:r>
+            <w:r>
+              <w:rPr>
+                <w:rFonts w:cs="Arial"/>
+                <w:b/>
+                <w:color w:val="000000"/>
+                <w:sz w:val="28"/>
+                <w:szCs w:val="32"/>
+              </w:rPr>
+              <w:t>12</w:t>
+            </w:r>
+          </w:p>
+        </w:tc>
+        <w:tc>
+          <w:tcPr>
+            <w:tcW w:w="4819" w:type="dxa"/>
+          </w:tcPr>
           <w:p>
             <w:pPr>
               <w:widowControl w:val="0"/>
@@ -377,57 +439,76 @@
               <w:adjustRightInd w:val="0"/>
               <w:spacing w:before="0" w:line="240" w:lineRule="auto"/>
               <w:rPr>
-                <w:rFonts w:cs="Arial"/>
-                <w:bCs/>
-                <w:sz w:val="36"/>
-                <w:szCs w:val="36"/>
+                <w:rFonts w:ascii="BRH Malayalam Extra" w:eastAsia="Times New Roman" w:hAnsi="BRH Malayalam Extra" w:cs="BRH Malayalam Extra"/>
+                <w:color w:val="000000"/>
+                <w:sz w:val="40"/>
+                <w:szCs w:val="40"/>
+                <w:lang w:val="en-IN" w:eastAsia="en-IN" w:bidi="ml-IN"/>
+              </w:rPr>
+            </w:pPr>
+            <w:r>
+              <w:rPr>
+                <w:rFonts w:ascii="BRH Devanagari Extra" w:hAnsi="BRH Devanagari Extra" w:cs="BRH Devanagari Extra"/>
+                <w:color w:val="000000"/>
+                <w:sz w:val="40"/>
+                <w:szCs w:val="40"/>
+              </w:rPr>
+              <w:t>A</w:t>
+            </w:r>
+            <w:r>
+              <w:rPr>
+                <w:rFonts w:ascii="BRH Devanagari Extra" w:hAnsi="BRH Devanagari Extra" w:cs="BRH Devanagari Extra"/>
+                <w:color w:val="000000"/>
+                <w:sz w:val="40"/>
+                <w:szCs w:val="40"/>
+                <w:highlight w:val="yellow"/>
+              </w:rPr>
+              <w:t>ÎluÉ</w:t>
+            </w:r>
+            <w:r>
+              <w:rPr>
+                <w:rFonts w:ascii="BRH Malayalam Extra" w:hAnsi="BRH Malayalam Extra" w:cs="BRH Malayalam Extra"/>
+                <w:b/>
+                <w:color w:val="000000"/>
+                <w:sz w:val="32"/>
+                <w:szCs w:val="40"/>
                 <w:lang w:bidi="ml-IN"/>
               </w:rPr>
-            </w:pPr>
-            <w:r>
-              <w:rPr>
-                <w:rFonts w:cs="Arial"/>
-                <w:b/>
-                <w:color w:val="000000"/>
-                <w:sz w:val="28"/>
-                <w:szCs w:val="32"/>
-              </w:rPr>
-              <w:t>Panchaati No</w:t>
-            </w:r>
-            <w:r>
-              <w:rPr>
-                <w:rFonts w:cs="Arial"/>
-                <w:b/>
-                <w:color w:val="000000"/>
-                <w:szCs w:val="32"/>
-              </w:rPr>
-              <w:t>. -</w:t>
-            </w:r>
-            <w:r>
-              <w:rPr>
-                <w:rFonts w:cs="Arial"/>
-                <w:b/>
-                <w:color w:val="000000"/>
-                <w:szCs w:val="32"/>
-              </w:rPr>
-              <w:t xml:space="preserve"> </w:t>
-            </w:r>
-            <w:r>
-              <w:rPr>
-                <w:rFonts w:cs="Arial"/>
-                <w:b/>
-                <w:color w:val="000000"/>
-                <w:sz w:val="28"/>
-                <w:szCs w:val="32"/>
-              </w:rPr>
-              <w:t>21</w:t>
+              <w:t>–</w:t>
+            </w:r>
+            <w:r>
+              <w:rPr>
+                <w:rFonts w:ascii="BRH Devanagari Extra" w:hAnsi="BRH Devanagari Extra" w:cs="BRH Devanagari Extra"/>
+                <w:color w:val="000000"/>
+                <w:sz w:val="40"/>
+                <w:szCs w:val="40"/>
+              </w:rPr>
+              <w:t>ÌWû | C</w:t>
+            </w:r>
+            <w:r>
+              <w:rPr>
+                <w:rFonts w:ascii="BRH Malayalam Extra" w:hAnsi="BRH Malayalam Extra" w:cs="BRH Devanagari Extra"/>
+                <w:b/>
+                <w:color w:val="000000"/>
+                <w:sz w:val="32"/>
+                <w:szCs w:val="40"/>
+              </w:rPr>
+              <w:t>–</w:t>
+            </w:r>
+            <w:r>
+              <w:rPr>
+                <w:rFonts w:ascii="BRH Devanagari Extra" w:hAnsi="BRH Devanagari Extra" w:cs="BRH Devanagari Extra"/>
+                <w:color w:val="000000"/>
+                <w:sz w:val="40"/>
+                <w:szCs w:val="40"/>
+              </w:rPr>
+              <w:t>WûÏÌiÉþ |</w:t>
             </w:r>
           </w:p>
         </w:tc>
         <w:tc>
           <w:tcPr>
-            <w:tcW w:w="4819" w:type="dxa"/>
-            <w:shd w:val="clear" w:color="auto" w:fill="auto"/>
+            <w:tcW w:w="5103" w:type="dxa"/>
           </w:tcPr>
           <w:p>
             <w:pPr>
@@ -437,6 +518,228 @@
               <w:adjustRightInd w:val="0"/>
               <w:spacing w:before="0" w:line="240" w:lineRule="auto"/>
               <w:rPr>
+                <w:rFonts w:ascii="BRH Malayalam Extra" w:eastAsia="Times New Roman" w:hAnsi="BRH Malayalam Extra" w:cs="BRH Malayalam Extra"/>
+                <w:color w:val="000000"/>
+                <w:sz w:val="40"/>
+                <w:szCs w:val="40"/>
+                <w:lang w:val="en-IN" w:eastAsia="en-IN" w:bidi="ml-IN"/>
+              </w:rPr>
+            </w:pPr>
+            <w:r>
+              <w:rPr>
+                <w:rFonts w:ascii="BRH Devanagari Extra" w:hAnsi="BRH Devanagari Extra" w:cs="BRH Devanagari Extra"/>
+                <w:color w:val="000000"/>
+                <w:sz w:val="40"/>
+                <w:szCs w:val="40"/>
+              </w:rPr>
+              <w:t>AÎ</w:t>
+            </w:r>
+            <w:r>
+              <w:rPr>
+                <w:rFonts w:ascii="BRH Devanagari Extra" w:hAnsi="BRH Devanagari Extra" w:cs="BRH Devanagari Extra"/>
+                <w:color w:val="000000"/>
+                <w:sz w:val="40"/>
+                <w:szCs w:val="40"/>
+                <w:highlight w:val="green"/>
+              </w:rPr>
+              <w:t>luÉ</w:t>
+            </w:r>
+            <w:r>
+              <w:rPr>
+                <w:rFonts w:ascii="BRH Devanagari Extra" w:hAnsi="BRH Devanagari Extra" w:cs="BRH Devanagari Extra"/>
+                <w:color w:val="000000"/>
+                <w:sz w:val="40"/>
+                <w:szCs w:val="40"/>
+              </w:rPr>
+              <w:t>þÌWû | C</w:t>
+            </w:r>
+            <w:r>
+              <w:rPr>
+                <w:rFonts w:ascii="BRH Malayalam Extra" w:hAnsi="BRH Malayalam Extra" w:cs="BRH Devanagari Extra"/>
+                <w:b/>
+                <w:color w:val="000000"/>
+                <w:sz w:val="32"/>
+                <w:szCs w:val="40"/>
+              </w:rPr>
+              <w:t>–</w:t>
+            </w:r>
+            <w:r>
+              <w:rPr>
+                <w:rFonts w:ascii="BRH Devanagari Extra" w:hAnsi="BRH Devanagari Extra" w:cs="BRH Devanagari Extra"/>
+                <w:color w:val="000000"/>
+                <w:sz w:val="40"/>
+                <w:szCs w:val="40"/>
+              </w:rPr>
+              <w:t>WûÏÌiÉþ |</w:t>
+            </w:r>
+          </w:p>
+        </w:tc>
+      </w:tr>
+      <w:tr>
+        <w:trPr>
+          <w:trHeight w:val="918"/>
+        </w:trPr>
+        <w:tc>
+          <w:tcPr>
+            <w:tcW w:w="4048" w:type="dxa"/>
+          </w:tcPr>
+          <w:p>
+            <w:pPr>
+              <w:widowControl w:val="0"/>
+              <w:tabs>
+                <w:tab w:val="left" w:pos="993"/>
+              </w:tabs>
+              <w:autoSpaceDE w:val="0"/>
+              <w:autoSpaceDN w:val="0"/>
+              <w:adjustRightInd w:val="0"/>
+              <w:spacing w:before="0" w:line="252" w:lineRule="auto"/>
+              <w:ind w:right="297"/>
+              <w:rPr>
+                <w:rFonts w:cs="Arial"/>
+                <w:b/>
+                <w:color w:val="000000"/>
+                <w:sz w:val="28"/>
+                <w:szCs w:val="32"/>
+              </w:rPr>
+            </w:pPr>
+            <w:r>
+              <w:rPr>
+                <w:rFonts w:cs="Arial"/>
+                <w:b/>
+                <w:color w:val="000000"/>
+                <w:sz w:val="28"/>
+                <w:szCs w:val="32"/>
+              </w:rPr>
+              <w:t>T.S.</w:t>
+            </w:r>
+            <w:r>
+              <w:rPr>
+                <w:rFonts w:cs="Arial"/>
+                <w:b/>
+                <w:color w:val="000000"/>
+                <w:sz w:val="28"/>
+                <w:szCs w:val="32"/>
+              </w:rPr>
+              <w:t xml:space="preserve">3.4.7.3 </w:t>
+            </w:r>
+            <w:r>
+              <w:rPr>
+                <w:rFonts w:cs="Arial"/>
+                <w:b/>
+                <w:color w:val="000000"/>
+                <w:sz w:val="28"/>
+                <w:szCs w:val="32"/>
+              </w:rPr>
+              <w:t>– Kramam</w:t>
+            </w:r>
+          </w:p>
+          <w:p>
+            <w:pPr>
+              <w:widowControl w:val="0"/>
+              <w:tabs>
+                <w:tab w:val="left" w:pos="993"/>
+              </w:tabs>
+              <w:autoSpaceDE w:val="0"/>
+              <w:autoSpaceDN w:val="0"/>
+              <w:adjustRightInd w:val="0"/>
+              <w:spacing w:before="0" w:line="252" w:lineRule="auto"/>
+              <w:ind w:right="297"/>
+              <w:rPr>
+                <w:rFonts w:cs="Arial"/>
+                <w:b/>
+                <w:color w:val="000000"/>
+                <w:sz w:val="28"/>
+                <w:szCs w:val="32"/>
+              </w:rPr>
+            </w:pPr>
+            <w:r>
+              <w:rPr>
+                <w:rFonts w:cs="Arial"/>
+                <w:b/>
+                <w:color w:val="000000"/>
+                <w:sz w:val="28"/>
+                <w:szCs w:val="32"/>
+              </w:rPr>
+              <w:t xml:space="preserve">Krama Vaakyam No. - </w:t>
+            </w:r>
+            <w:r>
+              <w:rPr>
+                <w:rFonts w:cs="Arial"/>
+                <w:b/>
+                <w:color w:val="000000"/>
+                <w:sz w:val="28"/>
+                <w:szCs w:val="32"/>
+              </w:rPr>
+              <w:t>49</w:t>
+            </w:r>
+          </w:p>
+          <w:p>
+            <w:pPr>
+              <w:widowControl w:val="0"/>
+              <w:autoSpaceDE w:val="0"/>
+              <w:autoSpaceDN w:val="0"/>
+              <w:adjustRightInd w:val="0"/>
+              <w:spacing w:before="0" w:line="240" w:lineRule="auto"/>
+              <w:rPr>
+                <w:rFonts w:cs="Arial"/>
+                <w:bCs/>
+                <w:sz w:val="36"/>
+                <w:szCs w:val="36"/>
+                <w:lang w:bidi="ml-IN"/>
+              </w:rPr>
+            </w:pPr>
+            <w:r>
+              <w:rPr>
+                <w:rFonts w:cs="Arial"/>
+                <w:b/>
+                <w:color w:val="000000"/>
+                <w:sz w:val="28"/>
+                <w:szCs w:val="32"/>
+              </w:rPr>
+              <w:t>Panchaati No</w:t>
+            </w:r>
+            <w:r>
+              <w:rPr>
+                <w:rFonts w:cs="Arial"/>
+                <w:b/>
+                <w:color w:val="000000"/>
+                <w:szCs w:val="32"/>
+              </w:rPr>
+              <w:t>. -</w:t>
+            </w:r>
+            <w:r>
+              <w:rPr>
+                <w:rFonts w:cs="Arial"/>
+                <w:b/>
+                <w:color w:val="000000"/>
+                <w:szCs w:val="32"/>
+              </w:rPr>
+              <w:t xml:space="preserve"> </w:t>
+            </w:r>
+            <w:r>
+              <w:rPr>
+                <w:rFonts w:cs="Arial"/>
+                <w:b/>
+                <w:color w:val="000000"/>
+                <w:sz w:val="28"/>
+                <w:szCs w:val="32"/>
+              </w:rPr>
+              <w:t>21</w:t>
+            </w:r>
+          </w:p>
+        </w:tc>
+        <w:tc>
+          <w:tcPr>
+            <w:tcW w:w="4819" w:type="dxa"/>
+          </w:tcPr>
+          <w:p>
+            <w:pPr>
+              <w:widowControl w:val="0"/>
+              <w:autoSpaceDE w:val="0"/>
+              <w:autoSpaceDN w:val="0"/>
+              <w:adjustRightInd w:val="0"/>
+              <w:spacing w:before="0" w:line="240" w:lineRule="auto"/>
+              <w:rPr>
                 <w:rFonts w:ascii="BRH Devanagari Extra" w:hAnsi="BRH Devanagari Extra" w:cs="BRH Devanagari Extra"/>
                 <w:color w:val="000000"/>
                 <w:sz w:val="36"/>
@@ -498,7 +801,6 @@
         <w:tc>
           <w:tcPr>
             <w:tcW w:w="5103" w:type="dxa"/>
-            <w:shd w:val="clear" w:color="auto" w:fill="auto"/>
           </w:tcPr>
           <w:p>
             <w:pPr>
@@ -573,7 +875,6 @@
         <w:tc>
           <w:tcPr>
             <w:tcW w:w="4048" w:type="dxa"/>
-            <w:shd w:val="clear" w:color="auto" w:fill="auto"/>
           </w:tcPr>
           <w:p>
             <w:pPr>
@@ -727,7 +1028,6 @@
         <w:tc>
           <w:tcPr>
             <w:tcW w:w="4819" w:type="dxa"/>
-            <w:shd w:val="clear" w:color="auto" w:fill="auto"/>
           </w:tcPr>
           <w:p>
             <w:pPr>
@@ -878,7 +1178,6 @@
         <w:tc>
           <w:tcPr>
             <w:tcW w:w="5103" w:type="dxa"/>
-            <w:shd w:val="clear" w:color="auto" w:fill="auto"/>
           </w:tcPr>
           <w:p>
             <w:pPr>
@@ -1024,7 +1323,6 @@
         <w:tc>
           <w:tcPr>
             <w:tcW w:w="4048" w:type="dxa"/>
-            <w:shd w:val="clear" w:color="auto" w:fill="auto"/>
           </w:tcPr>
           <w:p>
             <w:pPr>
@@ -1165,7 +1463,6 @@
         <w:tc>
           <w:tcPr>
             <w:tcW w:w="4819" w:type="dxa"/>
-            <w:shd w:val="clear" w:color="auto" w:fill="auto"/>
           </w:tcPr>
           <w:p>
             <w:pPr>
@@ -1350,7 +1647,6 @@
         <w:tc>
           <w:tcPr>
             <w:tcW w:w="5103" w:type="dxa"/>
-            <w:shd w:val="clear" w:color="auto" w:fill="auto"/>
           </w:tcPr>
           <w:p>
             <w:pPr>
@@ -1825,7 +2121,6 @@
         <w:tc>
           <w:tcPr>
             <w:tcW w:w="4048" w:type="dxa"/>
-            <w:shd w:val="clear" w:color="auto" w:fill="auto"/>
           </w:tcPr>
           <w:p>
             <w:pPr>
@@ -1851,6 +2146,7 @@
                 <w:szCs w:val="36"/>
                 <w:lang w:bidi="ml-IN"/>
               </w:rPr>
+              <w:lastRenderedPageBreak/>
               <w:t>None</w:t>
             </w:r>
           </w:p>
@@ -1858,7 +2154,6 @@
         <w:tc>
           <w:tcPr>
             <w:tcW w:w="4819" w:type="dxa"/>
-            <w:shd w:val="clear" w:color="auto" w:fill="auto"/>
           </w:tcPr>
           <w:p>
             <w:pPr>
@@ -1891,7 +2186,6 @@
         <w:tc>
           <w:tcPr>
             <w:tcW w:w="5103" w:type="dxa"/>
-            <w:shd w:val="clear" w:color="auto" w:fill="auto"/>
           </w:tcPr>
           <w:p>
             <w:pPr>
@@ -1943,7 +2237,6 @@
           <w:szCs w:val="32"/>
           <w:u w:val="single"/>
         </w:rPr>
-        <w:lastRenderedPageBreak/>
         <w:t>==================</w:t>
       </w:r>
     </w:p>
@@ -6657,7 +6950,7 @@
 </file>
 
 <file path=word/endnotes.xml><?xml version="1.0" encoding="utf-8"?>
-<w:endnotes xmlns:wpc="http://schemas.microsoft.com/office/word/2010/wordprocessingCanvas" xmlns:cx="http://schemas.microsoft.com/office/drawing/2014/chartex" xmlns:cx1="http://schemas.microsoft.com/office/drawing/2015/9/8/chartex" xmlns:cx2="http://schemas.microsoft.com/office/drawing/2015/10/21/chartex" xmlns:cx3="http://schemas.microsoft.com/office/drawing/2016/5/9/chartex" xmlns:cx4="http://schemas.microsoft.com/office/drawing/2016/5/10/chartex" xmlns:cx5="http://schemas.microsoft.com/office/drawing/2016/5/11/chartex" xmlns:cx6="http://schemas.microsoft.com/office/drawing/2016/5/12/chartex" xmlns:cx7="http://schemas.microsoft.com/office/drawing/2016/5/13/chartex" xmlns:cx8="http://schemas.microsoft.com/office/drawing/2016/5/14/chartex" xmlns:mc="http://schemas.openxmlformats.org/markup-compatibility/2006" xmlns:aink="http://schemas.microsoft.com/office/drawing/2016/ink" xmlns:am3d="http://schemas.microsoft.com/office/drawing/2017/model3d" xmlns:o="urn:schemas-microsoft-com:office:office" xmlns:oel="http://schemas.microsoft.com/office/2019/extlst" xmlns:r="http://schemas.openxmlformats.org/officeDocument/2006/relationships" xmlns:m="http://schemas.openxmlformats.org/officeDocument/2006/math" xmlns:v="urn:schemas-microsoft-com:vml" xmlns:wp14="http://schemas.microsoft.com/office/word/2010/wordprocessingDrawing" xmlns:wp="http://schemas.openxmlformats.org/drawingml/2006/wordprocessingDrawing" xmlns:w10="urn:schemas-microsoft-com:office:word" xmlns:w="http://schemas.openxmlformats.org/wordprocessingml/2006/main" xmlns:w14="http://schemas.microsoft.com/office/word/2010/wordml" xmlns:w15="http://schemas.microsoft.com/office/word/2012/wordml" xmlns:w16cex="http://schemas.microsoft.com/office/word/2018/wordml/cex" xmlns:w16cid="http://schemas.microsoft.com/office/word/2016/wordml/cid" xmlns:w16="http://schemas.microsoft.com/office/word/2018/wordml" xmlns:w16du="http://schemas.microsoft.com/office/word/2023/wordml/word16du" xmlns:w16sdtdh="http://schemas.microsoft.com/office/word/2020/wordml/sdtdatahash" xmlns:w16sdtfl="http://schemas.microsoft.com/office/word/2024/wordml/sdtformatlock" xmlns:w16se="http://schemas.microsoft.com/office/word/2015/wordml/symex" xmlns:wpg="http://schemas.microsoft.com/office/word/2010/wordprocessingGroup" xmlns:wpi="http://schemas.microsoft.com/office/word/2010/wordprocessingInk" xmlns:wne="http://schemas.microsoft.com/office/word/2006/wordml" xmlns:wps="http://schemas.microsoft.com/office/word/2010/wordprocessingShape" mc:Ignorable="w14 w15 w16se w16cid w16 w16cex w16sdtdh w16sdtfl w16du wp14">
+<w:endnotes xmlns:wpc="http://schemas.microsoft.com/office/word/2010/wordprocessingCanvas" xmlns:cx="http://schemas.microsoft.com/office/drawing/2014/chartex" xmlns:cx1="http://schemas.microsoft.com/office/drawing/2015/9/8/chartex" xmlns:cx2="http://schemas.microsoft.com/office/drawing/2015/10/21/chartex" xmlns:cx3="http://schemas.microsoft.com/office/drawing/2016/5/9/chartex" xmlns:cx4="http://schemas.microsoft.com/office/drawing/2016/5/10/chartex" xmlns:cx5="http://schemas.microsoft.com/office/drawing/2016/5/11/chartex" xmlns:cx6="http://schemas.microsoft.com/office/drawing/2016/5/12/chartex" xmlns:cx7="http://schemas.microsoft.com/office/drawing/2016/5/13/chartex" xmlns:cx8="http://schemas.microsoft.com/office/drawing/2016/5/14/chartex" xmlns:mc="http://schemas.openxmlformats.org/markup-compatibility/2006" xmlns:aink="http://schemas.microsoft.com/office/drawing/2016/ink" xmlns:am3d="http://schemas.microsoft.com/office/drawing/2017/model3d" xmlns:o="urn:schemas-microsoft-com:office:office" xmlns:oel="http://schemas.microsoft.com/office/2019/extlst" xmlns:r="http://schemas.openxmlformats.org/officeDocument/2006/relationships" xmlns:m="http://schemas.openxmlformats.org/officeDocument/2006/math" xmlns:v="urn:schemas-microsoft-com:vml" xmlns:wp14="http://schemas.microsoft.com/office/word/2010/wordprocessingDrawing" xmlns:wp="http://schemas.openxmlformats.org/drawingml/2006/wordprocessingDrawing" xmlns:w10="urn:schemas-microsoft-com:office:word" xmlns:w="http://schemas.openxmlformats.org/wordprocessingml/2006/main" xmlns:w14="http://schemas.microsoft.com/office/word/2010/wordml" xmlns:w15="http://schemas.microsoft.com/office/word/2012/wordml" xmlns:w16cei="http://schemas.microsoft.com/office/word/2026/wordml/cei" xmlns:w16cex="http://schemas.microsoft.com/office/word/2018/wordml/cex" xmlns:w16cid="http://schemas.microsoft.com/office/word/2016/wordml/cid" xmlns:w16="http://schemas.microsoft.com/office/word/2018/wordml" xmlns:w16du="http://schemas.microsoft.com/office/word/2023/wordml/word16du" xmlns:w16sdtdh="http://schemas.microsoft.com/office/word/2020/wordml/sdtdatahash" xmlns:w16sdtfl="http://schemas.microsoft.com/office/word/2024/wordml/sdtformatlock" xmlns:w16se="http://schemas.microsoft.com/office/word/2015/wordml/symex" xmlns:wpg="http://schemas.microsoft.com/office/word/2010/wordprocessingGroup" xmlns:wpi="http://schemas.microsoft.com/office/word/2010/wordprocessingInk" xmlns:wne="http://schemas.microsoft.com/office/word/2006/wordml" xmlns:wps="http://schemas.microsoft.com/office/word/2010/wordprocessingShape" mc:Ignorable="w14 w15 w16se w16cid w16 w16cex w16sdtdh w16sdtfl w16du wp14">
   <w:endnote w:type="separator" w:id="-1">
     <w:p>
       <w:pPr>
@@ -6682,7 +6975,7 @@
 </file>
 
 <file path=word/footer1.xml><?xml version="1.0" encoding="utf-8"?>
-<w:ftr xmlns:wpc="http://schemas.microsoft.com/office/word/2010/wordprocessingCanvas" xmlns:cx="http://schemas.microsoft.com/office/drawing/2014/chartex" xmlns:cx1="http://schemas.microsoft.com/office/drawing/2015/9/8/chartex" xmlns:cx2="http://schemas.microsoft.com/office/drawing/2015/10/21/chartex" xmlns:cx3="http://schemas.microsoft.com/office/drawing/2016/5/9/chartex" xmlns:cx4="http://schemas.microsoft.com/office/drawing/2016/5/10/chartex" xmlns:cx5="http://schemas.microsoft.com/office/drawing/2016/5/11/chartex" xmlns:cx6="http://schemas.microsoft.com/office/drawing/2016/5/12/chartex" xmlns:cx7="http://schemas.microsoft.com/office/drawing/2016/5/13/chartex" xmlns:cx8="http://schemas.microsoft.com/office/drawing/2016/5/14/chartex" xmlns:mc="http://schemas.openxmlformats.org/markup-compatibility/2006" xmlns:aink="http://schemas.microsoft.com/office/drawing/2016/ink" xmlns:am3d="http://schemas.microsoft.com/office/drawing/2017/model3d" xmlns:o="urn:schemas-microsoft-com:office:office" xmlns:oel="http://schemas.microsoft.com/office/2019/extlst" xmlns:r="http://schemas.openxmlformats.org/officeDocument/2006/relationships" xmlns:m="http://schemas.openxmlformats.org/officeDocument/2006/math" xmlns:v="urn:schemas-microsoft-com:vml" xmlns:wp14="http://schemas.microsoft.com/office/word/2010/wordprocessingDrawing" xmlns:wp="http://schemas.openxmlformats.org/drawingml/2006/wordprocessingDrawing" xmlns:w10="urn:schemas-microsoft-com:office:word" xmlns:w="http://schemas.openxmlformats.org/wordprocessingml/2006/main" xmlns:w14="http://schemas.microsoft.com/office/word/2010/wordml" xmlns:w15="http://schemas.microsoft.com/office/word/2012/wordml" xmlns:w16cex="http://schemas.microsoft.com/office/word/2018/wordml/cex" xmlns:w16cid="http://schemas.microsoft.com/office/word/2016/wordml/cid" xmlns:w16="http://schemas.microsoft.com/office/word/2018/wordml" xmlns:w16du="http://schemas.microsoft.com/office/word/2023/wordml/word16du" xmlns:w16sdtdh="http://schemas.microsoft.com/office/word/2020/wordml/sdtdatahash" xmlns:w16sdtfl="http://schemas.microsoft.com/office/word/2024/wordml/sdtformatlock" xmlns:w16se="http://schemas.microsoft.com/office/word/2015/wordml/symex" xmlns:wpg="http://schemas.microsoft.com/office/word/2010/wordprocessingGroup" xmlns:wpi="http://schemas.microsoft.com/office/word/2010/wordprocessingInk" xmlns:wne="http://schemas.microsoft.com/office/word/2006/wordml" xmlns:wps="http://schemas.microsoft.com/office/word/2010/wordprocessingShape" mc:Ignorable="w14 w15 w16se w16cid w16 w16cex w16sdtdh w16sdtfl w16du wp14">
+<w:ftr xmlns:wpc="http://schemas.microsoft.com/office/word/2010/wordprocessingCanvas" xmlns:cx="http://schemas.microsoft.com/office/drawing/2014/chartex" xmlns:cx1="http://schemas.microsoft.com/office/drawing/2015/9/8/chartex" xmlns:cx2="http://schemas.microsoft.com/office/drawing/2015/10/21/chartex" xmlns:cx3="http://schemas.microsoft.com/office/drawing/2016/5/9/chartex" xmlns:cx4="http://schemas.microsoft.com/office/drawing/2016/5/10/chartex" xmlns:cx5="http://schemas.microsoft.com/office/drawing/2016/5/11/chartex" xmlns:cx6="http://schemas.microsoft.com/office/drawing/2016/5/12/chartex" xmlns:cx7="http://schemas.microsoft.com/office/drawing/2016/5/13/chartex" xmlns:cx8="http://schemas.microsoft.com/office/drawing/2016/5/14/chartex" xmlns:mc="http://schemas.openxmlformats.org/markup-compatibility/2006" xmlns:aink="http://schemas.microsoft.com/office/drawing/2016/ink" xmlns:am3d="http://schemas.microsoft.com/office/drawing/2017/model3d" xmlns:o="urn:schemas-microsoft-com:office:office" xmlns:oel="http://schemas.microsoft.com/office/2019/extlst" xmlns:r="http://schemas.openxmlformats.org/officeDocument/2006/relationships" xmlns:m="http://schemas.openxmlformats.org/officeDocument/2006/math" xmlns:v="urn:schemas-microsoft-com:vml" xmlns:wp14="http://schemas.microsoft.com/office/word/2010/wordprocessingDrawing" xmlns:wp="http://schemas.openxmlformats.org/drawingml/2006/wordprocessingDrawing" xmlns:w10="urn:schemas-microsoft-com:office:word" xmlns:w="http://schemas.openxmlformats.org/wordprocessingml/2006/main" xmlns:w14="http://schemas.microsoft.com/office/word/2010/wordml" xmlns:w15="http://schemas.microsoft.com/office/word/2012/wordml" xmlns:w16cei="http://schemas.microsoft.com/office/word/2026/wordml/cei" xmlns:w16cex="http://schemas.microsoft.com/office/word/2018/wordml/cex" xmlns:w16cid="http://schemas.microsoft.com/office/word/2016/wordml/cid" xmlns:w16="http://schemas.microsoft.com/office/word/2018/wordml" xmlns:w16du="http://schemas.microsoft.com/office/word/2023/wordml/word16du" xmlns:w16sdtdh="http://schemas.microsoft.com/office/word/2020/wordml/sdtdatahash" xmlns:w16sdtfl="http://schemas.microsoft.com/office/word/2024/wordml/sdtformatlock" xmlns:w16se="http://schemas.microsoft.com/office/word/2015/wordml/symex" xmlns:wpg="http://schemas.microsoft.com/office/word/2010/wordprocessingGroup" xmlns:wpi="http://schemas.microsoft.com/office/word/2010/wordprocessingInk" xmlns:wne="http://schemas.microsoft.com/office/word/2006/wordml" xmlns:wps="http://schemas.microsoft.com/office/word/2010/wordprocessingShape" mc:Ignorable="w14 w15 w16se w16cid w16 w16cex w16sdtdh w16sdtfl w16du wp14">
   <w:p>
     <w:pPr>
       <w:pBdr>
@@ -6864,7 +7157,7 @@
 </file>
 
 <file path=word/footer2.xml><?xml version="1.0" encoding="utf-8"?>
-<w:ftr xmlns:wpc="http://schemas.microsoft.com/office/word/2010/wordprocessingCanvas" xmlns:cx="http://schemas.microsoft.com/office/drawing/2014/chartex" xmlns:cx1="http://schemas.microsoft.com/office/drawing/2015/9/8/chartex" xmlns:cx2="http://schemas.microsoft.com/office/drawing/2015/10/21/chartex" xmlns:cx3="http://schemas.microsoft.com/office/drawing/2016/5/9/chartex" xmlns:cx4="http://schemas.microsoft.com/office/drawing/2016/5/10/chartex" xmlns:cx5="http://schemas.microsoft.com/office/drawing/2016/5/11/chartex" xmlns:cx6="http://schemas.microsoft.com/office/drawing/2016/5/12/chartex" xmlns:cx7="http://schemas.microsoft.com/office/drawing/2016/5/13/chartex" xmlns:cx8="http://schemas.microsoft.com/office/drawing/2016/5/14/chartex" xmlns:mc="http://schemas.openxmlformats.org/markup-compatibility/2006" xmlns:aink="http://schemas.microsoft.com/office/drawing/2016/ink" xmlns:am3d="http://schemas.microsoft.com/office/drawing/2017/model3d" xmlns:o="urn:schemas-microsoft-com:office:office" xmlns:oel="http://schemas.microsoft.com/office/2019/extlst" xmlns:r="http://schemas.openxmlformats.org/officeDocument/2006/relationships" xmlns:m="http://schemas.openxmlformats.org/officeDocument/2006/math" xmlns:v="urn:schemas-microsoft-com:vml" xmlns:wp14="http://schemas.microsoft.com/office/word/2010/wordprocessingDrawing" xmlns:wp="http://schemas.openxmlformats.org/drawingml/2006/wordprocessingDrawing" xmlns:w10="urn:schemas-microsoft-com:office:word" xmlns:w="http://schemas.openxmlformats.org/wordprocessingml/2006/main" xmlns:w14="http://schemas.microsoft.com/office/word/2010/wordml" xmlns:w15="http://schemas.microsoft.com/office/word/2012/wordml" xmlns:w16cex="http://schemas.microsoft.com/office/word/2018/wordml/cex" xmlns:w16cid="http://schemas.microsoft.com/office/word/2016/wordml/cid" xmlns:w16="http://schemas.microsoft.com/office/word/2018/wordml" xmlns:w16du="http://schemas.microsoft.com/office/word/2023/wordml/word16du" xmlns:w16sdtdh="http://schemas.microsoft.com/office/word/2020/wordml/sdtdatahash" xmlns:w16sdtfl="http://schemas.microsoft.com/office/word/2024/wordml/sdtformatlock" xmlns:w16se="http://schemas.microsoft.com/office/word/2015/wordml/symex" xmlns:wpg="http://schemas.microsoft.com/office/word/2010/wordprocessingGroup" xmlns:wpi="http://schemas.microsoft.com/office/word/2010/wordprocessingInk" xmlns:wne="http://schemas.microsoft.com/office/word/2006/wordml" xmlns:wps="http://schemas.microsoft.com/office/word/2010/wordprocessingShape" mc:Ignorable="w14 w15 w16se w16cid w16 w16cex w16sdtdh w16sdtfl w16du wp14">
+<w:ftr xmlns:wpc="http://schemas.microsoft.com/office/word/2010/wordprocessingCanvas" xmlns:cx="http://schemas.microsoft.com/office/drawing/2014/chartex" xmlns:cx1="http://schemas.microsoft.com/office/drawing/2015/9/8/chartex" xmlns:cx2="http://schemas.microsoft.com/office/drawing/2015/10/21/chartex" xmlns:cx3="http://schemas.microsoft.com/office/drawing/2016/5/9/chartex" xmlns:cx4="http://schemas.microsoft.com/office/drawing/2016/5/10/chartex" xmlns:cx5="http://schemas.microsoft.com/office/drawing/2016/5/11/chartex" xmlns:cx6="http://schemas.microsoft.com/office/drawing/2016/5/12/chartex" xmlns:cx7="http://schemas.microsoft.com/office/drawing/2016/5/13/chartex" xmlns:cx8="http://schemas.microsoft.com/office/drawing/2016/5/14/chartex" xmlns:mc="http://schemas.openxmlformats.org/markup-compatibility/2006" xmlns:aink="http://schemas.microsoft.com/office/drawing/2016/ink" xmlns:am3d="http://schemas.microsoft.com/office/drawing/2017/model3d" xmlns:o="urn:schemas-microsoft-com:office:office" xmlns:oel="http://schemas.microsoft.com/office/2019/extlst" xmlns:r="http://schemas.openxmlformats.org/officeDocument/2006/relationships" xmlns:m="http://schemas.openxmlformats.org/officeDocument/2006/math" xmlns:v="urn:schemas-microsoft-com:vml" xmlns:wp14="http://schemas.microsoft.com/office/word/2010/wordprocessingDrawing" xmlns:wp="http://schemas.openxmlformats.org/drawingml/2006/wordprocessingDrawing" xmlns:w10="urn:schemas-microsoft-com:office:word" xmlns:w="http://schemas.openxmlformats.org/wordprocessingml/2006/main" xmlns:w14="http://schemas.microsoft.com/office/word/2010/wordml" xmlns:w15="http://schemas.microsoft.com/office/word/2012/wordml" xmlns:w16cei="http://schemas.microsoft.com/office/word/2026/wordml/cei" xmlns:w16cex="http://schemas.microsoft.com/office/word/2018/wordml/cex" xmlns:w16cid="http://schemas.microsoft.com/office/word/2016/wordml/cid" xmlns:w16="http://schemas.microsoft.com/office/word/2018/wordml" xmlns:w16du="http://schemas.microsoft.com/office/word/2023/wordml/word16du" xmlns:w16sdtdh="http://schemas.microsoft.com/office/word/2020/wordml/sdtdatahash" xmlns:w16sdtfl="http://schemas.microsoft.com/office/word/2024/wordml/sdtformatlock" xmlns:w16se="http://schemas.microsoft.com/office/word/2015/wordml/symex" xmlns:wpg="http://schemas.microsoft.com/office/word/2010/wordprocessingGroup" xmlns:wpi="http://schemas.microsoft.com/office/word/2010/wordprocessingInk" xmlns:wne="http://schemas.microsoft.com/office/word/2006/wordml" xmlns:wps="http://schemas.microsoft.com/office/word/2010/wordprocessingShape" mc:Ignorable="w14 w15 w16se w16cid w16 w16cex w16sdtdh w16sdtfl w16du wp14">
   <w:p>
     <w:pPr>
       <w:pBdr>
@@ -7067,7 +7360,7 @@
 </file>
 
 <file path=word/footnotes.xml><?xml version="1.0" encoding="utf-8"?>
-<w:footnotes xmlns:wpc="http://schemas.microsoft.com/office/word/2010/wordprocessingCanvas" xmlns:cx="http://schemas.microsoft.com/office/drawing/2014/chartex" xmlns:cx1="http://schemas.microsoft.com/office/drawing/2015/9/8/chartex" xmlns:cx2="http://schemas.microsoft.com/office/drawing/2015/10/21/chartex" xmlns:cx3="http://schemas.microsoft.com/office/drawing/2016/5/9/chartex" xmlns:cx4="http://schemas.microsoft.com/office/drawing/2016/5/10/chartex" xmlns:cx5="http://schemas.microsoft.com/office/drawing/2016/5/11/chartex" xmlns:cx6="http://schemas.microsoft.com/office/drawing/2016/5/12/chartex" xmlns:cx7="http://schemas.microsoft.com/office/drawing/2016/5/13/chartex" xmlns:cx8="http://schemas.microsoft.com/office/drawing/2016/5/14/chartex" xmlns:mc="http://schemas.openxmlformats.org/markup-compatibility/2006" xmlns:aink="http://schemas.microsoft.com/office/drawing/2016/ink" xmlns:am3d="http://schemas.microsoft.com/office/drawing/2017/model3d" xmlns:o="urn:schemas-microsoft-com:office:office" xmlns:oel="http://schemas.microsoft.com/office/2019/extlst" xmlns:r="http://schemas.openxmlformats.org/officeDocument/2006/relationships" xmlns:m="http://schemas.openxmlformats.org/officeDocument/2006/math" xmlns:v="urn:schemas-microsoft-com:vml" xmlns:wp14="http://schemas.microsoft.com/office/word/2010/wordprocessingDrawing" xmlns:wp="http://schemas.openxmlformats.org/drawingml/2006/wordprocessingDrawing" xmlns:w10="urn:schemas-microsoft-com:office:word" xmlns:w="http://schemas.openxmlformats.org/wordprocessingml/2006/main" xmlns:w14="http://schemas.microsoft.com/office/word/2010/wordml" xmlns:w15="http://schemas.microsoft.com/office/word/2012/wordml" xmlns:w16cex="http://schemas.microsoft.com/office/word/2018/wordml/cex" xmlns:w16cid="http://schemas.microsoft.com/office/word/2016/wordml/cid" xmlns:w16="http://schemas.microsoft.com/office/word/2018/wordml" xmlns:w16du="http://schemas.microsoft.com/office/word/2023/wordml/word16du" xmlns:w16sdtdh="http://schemas.microsoft.com/office/word/2020/wordml/sdtdatahash" xmlns:w16sdtfl="http://schemas.microsoft.com/office/word/2024/wordml/sdtformatlock" xmlns:w16se="http://schemas.microsoft.com/office/word/2015/wordml/symex" xmlns:wpg="http://schemas.microsoft.com/office/word/2010/wordprocessingGroup" xmlns:wpi="http://schemas.microsoft.com/office/word/2010/wordprocessingInk" xmlns:wne="http://schemas.microsoft.com/office/word/2006/wordml" xmlns:wps="http://schemas.microsoft.com/office/word/2010/wordprocessingShape" mc:Ignorable="w14 w15 w16se w16cid w16 w16cex w16sdtdh w16sdtfl w16du wp14">
+<w:footnotes xmlns:wpc="http://schemas.microsoft.com/office/word/2010/wordprocessingCanvas" xmlns:cx="http://schemas.microsoft.com/office/drawing/2014/chartex" xmlns:cx1="http://schemas.microsoft.com/office/drawing/2015/9/8/chartex" xmlns:cx2="http://schemas.microsoft.com/office/drawing/2015/10/21/chartex" xmlns:cx3="http://schemas.microsoft.com/office/drawing/2016/5/9/chartex" xmlns:cx4="http://schemas.microsoft.com/office/drawing/2016/5/10/chartex" xmlns:cx5="http://schemas.microsoft.com/office/drawing/2016/5/11/chartex" xmlns:cx6="http://schemas.microsoft.com/office/drawing/2016/5/12/chartex" xmlns:cx7="http://schemas.microsoft.com/office/drawing/2016/5/13/chartex" xmlns:cx8="http://schemas.microsoft.com/office/drawing/2016/5/14/chartex" xmlns:mc="http://schemas.openxmlformats.org/markup-compatibility/2006" xmlns:aink="http://schemas.microsoft.com/office/drawing/2016/ink" xmlns:am3d="http://schemas.microsoft.com/office/drawing/2017/model3d" xmlns:o="urn:schemas-microsoft-com:office:office" xmlns:oel="http://schemas.microsoft.com/office/2019/extlst" xmlns:r="http://schemas.openxmlformats.org/officeDocument/2006/relationships" xmlns:m="http://schemas.openxmlformats.org/officeDocument/2006/math" xmlns:v="urn:schemas-microsoft-com:vml" xmlns:wp14="http://schemas.microsoft.com/office/word/2010/wordprocessingDrawing" xmlns:wp="http://schemas.openxmlformats.org/drawingml/2006/wordprocessingDrawing" xmlns:w10="urn:schemas-microsoft-com:office:word" xmlns:w="http://schemas.openxmlformats.org/wordprocessingml/2006/main" xmlns:w14="http://schemas.microsoft.com/office/word/2010/wordml" xmlns:w15="http://schemas.microsoft.com/office/word/2012/wordml" xmlns:w16cei="http://schemas.microsoft.com/office/word/2026/wordml/cei" xmlns:w16cex="http://schemas.microsoft.com/office/word/2018/wordml/cex" xmlns:w16cid="http://schemas.microsoft.com/office/word/2016/wordml/cid" xmlns:w16="http://schemas.microsoft.com/office/word/2018/wordml" xmlns:w16du="http://schemas.microsoft.com/office/word/2023/wordml/word16du" xmlns:w16sdtdh="http://schemas.microsoft.com/office/word/2020/wordml/sdtdatahash" xmlns:w16sdtfl="http://schemas.microsoft.com/office/word/2024/wordml/sdtformatlock" xmlns:w16se="http://schemas.microsoft.com/office/word/2015/wordml/symex" xmlns:wpg="http://schemas.microsoft.com/office/word/2010/wordprocessingGroup" xmlns:wpi="http://schemas.microsoft.com/office/word/2010/wordprocessingInk" xmlns:wne="http://schemas.microsoft.com/office/word/2006/wordml" xmlns:wps="http://schemas.microsoft.com/office/word/2010/wordprocessingShape" mc:Ignorable="w14 w15 w16se w16cid w16 w16cex w16sdtdh w16sdtfl w16du wp14">
   <w:footnote w:type="separator" w:id="-1">
     <w:p>
       <w:pPr>
@@ -7092,7 +7385,7 @@
 </file>
 
 <file path=word/header1.xml><?xml version="1.0" encoding="utf-8"?>
-<w:hdr xmlns:wpc="http://schemas.microsoft.com/office/word/2010/wordprocessingCanvas" xmlns:cx="http://schemas.microsoft.com/office/drawing/2014/chartex" xmlns:cx1="http://schemas.microsoft.com/office/drawing/2015/9/8/chartex" xmlns:cx2="http://schemas.microsoft.com/office/drawing/2015/10/21/chartex" xmlns:cx3="http://schemas.microsoft.com/office/drawing/2016/5/9/chartex" xmlns:cx4="http://schemas.microsoft.com/office/drawing/2016/5/10/chartex" xmlns:cx5="http://schemas.microsoft.com/office/drawing/2016/5/11/chartex" xmlns:cx6="http://schemas.microsoft.com/office/drawing/2016/5/12/chartex" xmlns:cx7="http://schemas.microsoft.com/office/drawing/2016/5/13/chartex" xmlns:cx8="http://schemas.microsoft.com/office/drawing/2016/5/14/chartex" xmlns:mc="http://schemas.openxmlformats.org/markup-compatibility/2006" xmlns:aink="http://schemas.microsoft.com/office/drawing/2016/ink" xmlns:am3d="http://schemas.microsoft.com/office/drawing/2017/model3d" xmlns:o="urn:schemas-microsoft-com:office:office" xmlns:oel="http://schemas.microsoft.com/office/2019/extlst" xmlns:r="http://schemas.openxmlformats.org/officeDocument/2006/relationships" xmlns:m="http://schemas.openxmlformats.org/officeDocument/2006/math" xmlns:v="urn:schemas-microsoft-com:vml" xmlns:wp14="http://schemas.microsoft.com/office/word/2010/wordprocessingDrawing" xmlns:wp="http://schemas.openxmlformats.org/drawingml/2006/wordprocessingDrawing" xmlns:w10="urn:schemas-microsoft-com:office:word" xmlns:w="http://schemas.openxmlformats.org/wordprocessingml/2006/main" xmlns:w14="http://schemas.microsoft.com/office/word/2010/wordml" xmlns:w15="http://schemas.microsoft.com/office/word/2012/wordml" xmlns:w16cex="http://schemas.microsoft.com/office/word/2018/wordml/cex" xmlns:w16cid="http://schemas.microsoft.com/office/word/2016/wordml/cid" xmlns:w16="http://schemas.microsoft.com/office/word/2018/wordml" xmlns:w16du="http://schemas.microsoft.com/office/word/2023/wordml/word16du" xmlns:w16sdtdh="http://schemas.microsoft.com/office/word/2020/wordml/sdtdatahash" xmlns:w16sdtfl="http://schemas.microsoft.com/office/word/2024/wordml/sdtformatlock" xmlns:w16se="http://schemas.microsoft.com/office/word/2015/wordml/symex" xmlns:wpg="http://schemas.microsoft.com/office/word/2010/wordprocessingGroup" xmlns:wpi="http://schemas.microsoft.com/office/word/2010/wordprocessingInk" xmlns:wne="http://schemas.microsoft.com/office/word/2006/wordml" xmlns:wps="http://schemas.microsoft.com/office/word/2010/wordprocessingShape" mc:Ignorable="w14 w15 w16se w16cid w16 w16cex w16sdtdh w16sdtfl w16du wp14">
+<w:hdr xmlns:wpc="http://schemas.microsoft.com/office/word/2010/wordprocessingCanvas" xmlns:cx="http://schemas.microsoft.com/office/drawing/2014/chartex" xmlns:cx1="http://schemas.microsoft.com/office/drawing/2015/9/8/chartex" xmlns:cx2="http://schemas.microsoft.com/office/drawing/2015/10/21/chartex" xmlns:cx3="http://schemas.microsoft.com/office/drawing/2016/5/9/chartex" xmlns:cx4="http://schemas.microsoft.com/office/drawing/2016/5/10/chartex" xmlns:cx5="http://schemas.microsoft.com/office/drawing/2016/5/11/chartex" xmlns:cx6="http://schemas.microsoft.com/office/drawing/2016/5/12/chartex" xmlns:cx7="http://schemas.microsoft.com/office/drawing/2016/5/13/chartex" xmlns:cx8="http://schemas.microsoft.com/office/drawing/2016/5/14/chartex" xmlns:mc="http://schemas.openxmlformats.org/markup-compatibility/2006" xmlns:aink="http://schemas.microsoft.com/office/drawing/2016/ink" xmlns:am3d="http://schemas.microsoft.com/office/drawing/2017/model3d" xmlns:o="urn:schemas-microsoft-com:office:office" xmlns:oel="http://schemas.microsoft.com/office/2019/extlst" xmlns:r="http://schemas.openxmlformats.org/officeDocument/2006/relationships" xmlns:m="http://schemas.openxmlformats.org/officeDocument/2006/math" xmlns:v="urn:schemas-microsoft-com:vml" xmlns:wp14="http://schemas.microsoft.com/office/word/2010/wordprocessingDrawing" xmlns:wp="http://schemas.openxmlformats.org/drawingml/2006/wordprocessingDrawing" xmlns:w10="urn:schemas-microsoft-com:office:word" xmlns:w="http://schemas.openxmlformats.org/wordprocessingml/2006/main" xmlns:w14="http://schemas.microsoft.com/office/word/2010/wordml" xmlns:w15="http://schemas.microsoft.com/office/word/2012/wordml" xmlns:w16cei="http://schemas.microsoft.com/office/word/2026/wordml/cei" xmlns:w16cex="http://schemas.microsoft.com/office/word/2018/wordml/cex" xmlns:w16cid="http://schemas.microsoft.com/office/word/2016/wordml/cid" xmlns:w16="http://schemas.microsoft.com/office/word/2018/wordml" xmlns:w16du="http://schemas.microsoft.com/office/word/2023/wordml/word16du" xmlns:w16sdtdh="http://schemas.microsoft.com/office/word/2020/wordml/sdtdatahash" xmlns:w16sdtfl="http://schemas.microsoft.com/office/word/2024/wordml/sdtformatlock" xmlns:w16se="http://schemas.microsoft.com/office/word/2015/wordml/symex" xmlns:wpg="http://schemas.microsoft.com/office/word/2010/wordprocessingGroup" xmlns:wpi="http://schemas.microsoft.com/office/word/2010/wordprocessingInk" xmlns:wne="http://schemas.microsoft.com/office/word/2006/wordml" xmlns:wps="http://schemas.microsoft.com/office/word/2010/wordprocessingShape" mc:Ignorable="w14 w15 w16se w16cid w16 w16cex w16sdtdh w16sdtfl w16du wp14">
   <w:p>
     <w:pPr>
       <w:pStyle w:val="Header"/>
@@ -7105,7 +7398,7 @@
 </file>
 
 <file path=word/header2.xml><?xml version="1.0" encoding="utf-8"?>
-<w:hdr xmlns:wpc="http://schemas.microsoft.com/office/word/2010/wordprocessingCanvas" xmlns:cx="http://schemas.microsoft.com/office/drawing/2014/chartex" xmlns:cx1="http://schemas.microsoft.com/office/drawing/2015/9/8/chartex" xmlns:cx2="http://schemas.microsoft.com/office/drawing/2015/10/21/chartex" xmlns:cx3="http://schemas.microsoft.com/office/drawing/2016/5/9/chartex" xmlns:cx4="http://schemas.microsoft.com/office/drawing/2016/5/10/chartex" xmlns:cx5="http://schemas.microsoft.com/office/drawing/2016/5/11/chartex" xmlns:cx6="http://schemas.microsoft.com/office/drawing/2016/5/12/chartex" xmlns:cx7="http://schemas.microsoft.com/office/drawing/2016/5/13/chartex" xmlns:cx8="http://schemas.microsoft.com/office/drawing/2016/5/14/chartex" xmlns:mc="http://schemas.openxmlformats.org/markup-compatibility/2006" xmlns:aink="http://schemas.microsoft.com/office/drawing/2016/ink" xmlns:am3d="http://schemas.microsoft.com/office/drawing/2017/model3d" xmlns:o="urn:schemas-microsoft-com:office:office" xmlns:oel="http://schemas.microsoft.com/office/2019/extlst" xmlns:r="http://schemas.openxmlformats.org/officeDocument/2006/relationships" xmlns:m="http://schemas.openxmlformats.org/officeDocument/2006/math" xmlns:v="urn:schemas-microsoft-com:vml" xmlns:wp14="http://schemas.microsoft.com/office/word/2010/wordprocessingDrawing" xmlns:wp="http://schemas.openxmlformats.org/drawingml/2006/wordprocessingDrawing" xmlns:w10="urn:schemas-microsoft-com:office:word" xmlns:w="http://schemas.openxmlformats.org/wordprocessingml/2006/main" xmlns:w14="http://schemas.microsoft.com/office/word/2010/wordml" xmlns:w15="http://schemas.microsoft.com/office/word/2012/wordml" xmlns:w16cex="http://schemas.microsoft.com/office/word/2018/wordml/cex" xmlns:w16cid="http://schemas.microsoft.com/office/word/2016/wordml/cid" xmlns:w16="http://schemas.microsoft.com/office/word/2018/wordml" xmlns:w16du="http://schemas.microsoft.com/office/word/2023/wordml/word16du" xmlns:w16sdtdh="http://schemas.microsoft.com/office/word/2020/wordml/sdtdatahash" xmlns:w16sdtfl="http://schemas.microsoft.com/office/word/2024/wordml/sdtformatlock" xmlns:w16se="http://schemas.microsoft.com/office/word/2015/wordml/symex" xmlns:wpg="http://schemas.microsoft.com/office/word/2010/wordprocessingGroup" xmlns:wpi="http://schemas.microsoft.com/office/word/2010/wordprocessingInk" xmlns:wne="http://schemas.microsoft.com/office/word/2006/wordml" xmlns:wps="http://schemas.microsoft.com/office/word/2010/wordprocessingShape" mc:Ignorable="w14 w15 w16se w16cid w16 w16cex w16sdtdh w16sdtfl w16du wp14">
+<w:hdr xmlns:wpc="http://schemas.microsoft.com/office/word/2010/wordprocessingCanvas" xmlns:cx="http://schemas.microsoft.com/office/drawing/2014/chartex" xmlns:cx1="http://schemas.microsoft.com/office/drawing/2015/9/8/chartex" xmlns:cx2="http://schemas.microsoft.com/office/drawing/2015/10/21/chartex" xmlns:cx3="http://schemas.microsoft.com/office/drawing/2016/5/9/chartex" xmlns:cx4="http://schemas.microsoft.com/office/drawing/2016/5/10/chartex" xmlns:cx5="http://schemas.microsoft.com/office/drawing/2016/5/11/chartex" xmlns:cx6="http://schemas.microsoft.com/office/drawing/2016/5/12/chartex" xmlns:cx7="http://schemas.microsoft.com/office/drawing/2016/5/13/chartex" xmlns:cx8="http://schemas.microsoft.com/office/drawing/2016/5/14/chartex" xmlns:mc="http://schemas.openxmlformats.org/markup-compatibility/2006" xmlns:aink="http://schemas.microsoft.com/office/drawing/2016/ink" xmlns:am3d="http://schemas.microsoft.com/office/drawing/2017/model3d" xmlns:o="urn:schemas-microsoft-com:office:office" xmlns:oel="http://schemas.microsoft.com/office/2019/extlst" xmlns:r="http://schemas.openxmlformats.org/officeDocument/2006/relationships" xmlns:m="http://schemas.openxmlformats.org/officeDocument/2006/math" xmlns:v="urn:schemas-microsoft-com:vml" xmlns:wp14="http://schemas.microsoft.com/office/word/2010/wordprocessingDrawing" xmlns:wp="http://schemas.openxmlformats.org/drawingml/2006/wordprocessingDrawing" xmlns:w10="urn:schemas-microsoft-com:office:word" xmlns:w="http://schemas.openxmlformats.org/wordprocessingml/2006/main" xmlns:w14="http://schemas.microsoft.com/office/word/2010/wordml" xmlns:w15="http://schemas.microsoft.com/office/word/2012/wordml" xmlns:w16cei="http://schemas.microsoft.com/office/word/2026/wordml/cei" xmlns:w16cex="http://schemas.microsoft.com/office/word/2018/wordml/cex" xmlns:w16cid="http://schemas.microsoft.com/office/word/2016/wordml/cid" xmlns:w16="http://schemas.microsoft.com/office/word/2018/wordml" xmlns:w16du="http://schemas.microsoft.com/office/word/2023/wordml/word16du" xmlns:w16sdtdh="http://schemas.microsoft.com/office/word/2020/wordml/sdtdatahash" xmlns:w16sdtfl="http://schemas.microsoft.com/office/word/2024/wordml/sdtformatlock" xmlns:w16se="http://schemas.microsoft.com/office/word/2015/wordml/symex" xmlns:wpg="http://schemas.microsoft.com/office/word/2010/wordprocessingGroup" xmlns:wpi="http://schemas.microsoft.com/office/word/2010/wordprocessingInk" xmlns:wne="http://schemas.microsoft.com/office/word/2006/wordml" xmlns:wps="http://schemas.microsoft.com/office/word/2010/wordprocessingShape" mc:Ignorable="w14 w15 w16se w16cid w16 w16cex w16sdtdh w16sdtfl w16du wp14">
   <w:p>
     <w:pPr>
       <w:pStyle w:val="Header"/>

--- a/TS-Kramam/TS-3.4/TS 3.4 Sanskrit Krama Paatam Corrections.docx
+++ b/TS-Kramam/TS-3.4/TS 3.4 Sanskrit Krama Paatam Corrections.docx
@@ -102,7 +102,18 @@
           <w:szCs w:val="32"/>
           <w:u w:val="single"/>
         </w:rPr>
-        <w:t xml:space="preserve">Observed till </w:t>
+        <w:t xml:space="preserve">Observed </w:t>
+      </w:r>
+      <w:proofErr w:type="gramStart"/>
+      <w:r>
+        <w:rPr>
+          <w:b/>
+          <w:bCs/>
+          <w:sz w:val="32"/>
+          <w:szCs w:val="32"/>
+          <w:u w:val="single"/>
+        </w:rPr>
+        <w:t xml:space="preserve">till </w:t>
       </w:r>
       <w:r>
         <w:rPr>
@@ -115,6 +126,7 @@
         </w:rPr>
         <w:t>?????</w:t>
       </w:r>
+      <w:proofErr w:type="gramEnd"/>
     </w:p>
     <w:p>
       <w:pPr>
@@ -287,7 +299,7 @@
               <w:autoSpaceDE w:val="0"/>
               <w:autoSpaceDN w:val="0"/>
               <w:adjustRightInd w:val="0"/>
-              <w:spacing w:before="0" w:line="252" w:lineRule="auto"/>
+              <w:spacing w:before="0" w:line="240" w:lineRule="auto"/>
               <w:ind w:right="297"/>
               <w:rPr>
                 <w:rFonts w:cs="Arial"/>
@@ -337,7 +349,7 @@
               <w:autoSpaceDE w:val="0"/>
               <w:autoSpaceDN w:val="0"/>
               <w:adjustRightInd w:val="0"/>
-              <w:spacing w:before="0" w:line="252" w:lineRule="auto"/>
+              <w:spacing w:before="0" w:line="240" w:lineRule="auto"/>
               <w:ind w:right="297"/>
               <w:rPr>
                 <w:rFonts w:cs="Arial"/>
@@ -377,7 +389,7 @@
               <w:autoSpaceDE w:val="0"/>
               <w:autoSpaceDN w:val="0"/>
               <w:adjustRightInd w:val="0"/>
-              <w:spacing w:before="0" w:line="252" w:lineRule="auto"/>
+              <w:spacing w:before="0" w:line="240" w:lineRule="auto"/>
               <w:ind w:right="297"/>
               <w:rPr>
                 <w:rFonts w:cs="Arial"/>
@@ -592,7 +604,7 @@
               <w:autoSpaceDE w:val="0"/>
               <w:autoSpaceDN w:val="0"/>
               <w:adjustRightInd w:val="0"/>
-              <w:spacing w:before="0" w:line="252" w:lineRule="auto"/>
+              <w:spacing w:before="0" w:line="240" w:lineRule="auto"/>
               <w:ind w:right="297"/>
               <w:rPr>
                 <w:rFonts w:cs="Arial"/>
@@ -642,7 +654,7 @@
               <w:autoSpaceDE w:val="0"/>
               <w:autoSpaceDN w:val="0"/>
               <w:adjustRightInd w:val="0"/>
-              <w:spacing w:before="0" w:line="252" w:lineRule="auto"/>
+              <w:spacing w:before="0" w:line="240" w:lineRule="auto"/>
               <w:ind w:right="297"/>
               <w:rPr>
                 <w:rFonts w:cs="Arial"/>
@@ -864,6 +876,657 @@
                 <w:szCs w:val="40"/>
               </w:rPr>
               <w:t>ÌiÉþ rÉcNû ||</w:t>
+            </w:r>
+          </w:p>
+        </w:tc>
+      </w:tr>
+      <w:tr>
+        <w:trPr>
+          <w:trHeight w:val="1003"/>
+        </w:trPr>
+        <w:tc>
+          <w:tcPr>
+            <w:tcW w:w="4048" w:type="dxa"/>
+          </w:tcPr>
+          <w:p>
+            <w:pPr>
+              <w:widowControl w:val="0"/>
+              <w:tabs>
+                <w:tab w:val="left" w:pos="993"/>
+              </w:tabs>
+              <w:autoSpaceDE w:val="0"/>
+              <w:autoSpaceDN w:val="0"/>
+              <w:adjustRightInd w:val="0"/>
+              <w:spacing w:before="0" w:line="240" w:lineRule="auto"/>
+              <w:ind w:right="297"/>
+              <w:rPr>
+                <w:rFonts w:cs="Arial"/>
+                <w:b/>
+                <w:color w:val="000000"/>
+                <w:sz w:val="28"/>
+                <w:szCs w:val="32"/>
+              </w:rPr>
+            </w:pPr>
+            <w:r>
+              <w:rPr>
+                <w:rFonts w:cs="Arial"/>
+                <w:b/>
+                <w:color w:val="000000"/>
+                <w:sz w:val="28"/>
+                <w:szCs w:val="32"/>
+              </w:rPr>
+              <w:t>T.S.</w:t>
+            </w:r>
+            <w:r>
+              <w:rPr>
+                <w:rFonts w:cs="Arial"/>
+                <w:b/>
+                <w:color w:val="000000"/>
+                <w:sz w:val="28"/>
+                <w:szCs w:val="32"/>
+              </w:rPr>
+              <w:t xml:space="preserve">3.4.9.3 </w:t>
+            </w:r>
+            <w:r>
+              <w:rPr>
+                <w:rFonts w:cs="Arial"/>
+                <w:b/>
+                <w:color w:val="000000"/>
+                <w:sz w:val="28"/>
+                <w:szCs w:val="32"/>
+              </w:rPr>
+              <w:t>– Kramam</w:t>
+            </w:r>
+          </w:p>
+          <w:p>
+            <w:pPr>
+              <w:widowControl w:val="0"/>
+              <w:tabs>
+                <w:tab w:val="left" w:pos="993"/>
+              </w:tabs>
+              <w:autoSpaceDE w:val="0"/>
+              <w:autoSpaceDN w:val="0"/>
+              <w:adjustRightInd w:val="0"/>
+              <w:spacing w:before="0" w:line="240" w:lineRule="auto"/>
+              <w:ind w:right="297"/>
+              <w:rPr>
+                <w:rFonts w:cs="Arial"/>
+                <w:b/>
+                <w:color w:val="000000"/>
+                <w:sz w:val="28"/>
+                <w:szCs w:val="32"/>
+                <w:lang w:val="en-IN"/>
+              </w:rPr>
+            </w:pPr>
+            <w:r>
+              <w:rPr>
+                <w:rFonts w:cs="Arial"/>
+                <w:b/>
+                <w:color w:val="000000"/>
+                <w:sz w:val="28"/>
+                <w:szCs w:val="32"/>
+                <w:lang w:val="en-IN"/>
+              </w:rPr>
+              <w:t>Krama Vaakyam No. - 10</w:t>
+            </w:r>
+          </w:p>
+          <w:p>
+            <w:pPr>
+              <w:widowControl w:val="0"/>
+              <w:tabs>
+                <w:tab w:val="left" w:pos="993"/>
+              </w:tabs>
+              <w:autoSpaceDE w:val="0"/>
+              <w:autoSpaceDN w:val="0"/>
+              <w:adjustRightInd w:val="0"/>
+              <w:spacing w:before="0" w:line="240" w:lineRule="auto"/>
+              <w:ind w:right="297"/>
+              <w:rPr>
+                <w:rFonts w:cs="Arial"/>
+                <w:b/>
+                <w:color w:val="000000"/>
+                <w:sz w:val="28"/>
+                <w:szCs w:val="32"/>
+                <w:lang w:val="it-IT"/>
+              </w:rPr>
+            </w:pPr>
+            <w:r>
+              <w:rPr>
+                <w:rFonts w:cs="Arial"/>
+                <w:b/>
+                <w:color w:val="000000"/>
+                <w:sz w:val="28"/>
+                <w:szCs w:val="32"/>
+                <w:lang w:val="it-IT"/>
+              </w:rPr>
+              <w:t>Panchaati No</w:t>
+            </w:r>
+            <w:r>
+              <w:rPr>
+                <w:rFonts w:cs="Arial"/>
+                <w:b/>
+                <w:color w:val="000000"/>
+                <w:szCs w:val="32"/>
+                <w:lang w:val="it-IT"/>
+              </w:rPr>
+              <w:t xml:space="preserve">. - </w:t>
+            </w:r>
+            <w:r>
+              <w:rPr>
+                <w:rFonts w:cs="Arial"/>
+                <w:b/>
+                <w:color w:val="000000"/>
+                <w:sz w:val="28"/>
+                <w:szCs w:val="32"/>
+                <w:lang w:val="it-IT"/>
+              </w:rPr>
+              <w:t>31</w:t>
+            </w:r>
+          </w:p>
+        </w:tc>
+        <w:tc>
+          <w:tcPr>
+            <w:tcW w:w="4819" w:type="dxa"/>
+          </w:tcPr>
+          <w:p>
+            <w:pPr>
+              <w:widowControl w:val="0"/>
+              <w:autoSpaceDE w:val="0"/>
+              <w:autoSpaceDN w:val="0"/>
+              <w:adjustRightInd w:val="0"/>
+              <w:spacing w:before="0" w:line="240" w:lineRule="auto"/>
+              <w:rPr>
+                <w:rFonts w:ascii="BRH Malayalam Extra" w:eastAsia="Times New Roman" w:hAnsi="BRH Malayalam Extra" w:cs="BRH Malayalam Extra"/>
+                <w:color w:val="000000"/>
+                <w:sz w:val="40"/>
+                <w:szCs w:val="40"/>
+                <w:lang w:val="it-IT" w:eastAsia="en-IN" w:bidi="ml-IN"/>
+              </w:rPr>
+            </w:pPr>
+            <w:r>
+              <w:rPr>
+                <w:rFonts w:ascii="BRH Devanagari Extra" w:hAnsi="BRH Devanagari Extra" w:cs="BRH Devanagari Extra"/>
+                <w:color w:val="000000"/>
+                <w:sz w:val="40"/>
+                <w:szCs w:val="40"/>
+                <w:lang w:val="it-IT"/>
+              </w:rPr>
+              <w:t>aÉëÉqÉþxrÉ SkÉÉÌiÉ | S</w:t>
+            </w:r>
+            <w:r>
+              <w:rPr>
+                <w:rFonts w:ascii="BRH Malayalam Extra" w:hAnsi="BRH Malayalam Extra" w:cs="BRH Devanagari Extra"/>
+                <w:b/>
+                <w:color w:val="000000"/>
+                <w:sz w:val="32"/>
+                <w:szCs w:val="40"/>
+                <w:lang w:val="it-IT"/>
+              </w:rPr>
+              <w:t>–</w:t>
+            </w:r>
+            <w:r>
+              <w:rPr>
+                <w:rFonts w:ascii="BRH Devanagari Extra" w:hAnsi="BRH Devanagari Extra" w:cs="BRH Devanagari Extra"/>
+                <w:color w:val="000000"/>
+                <w:sz w:val="40"/>
+                <w:szCs w:val="40"/>
+                <w:highlight w:val="yellow"/>
+                <w:lang w:val="it-IT"/>
+              </w:rPr>
+              <w:t>k</w:t>
+            </w:r>
+            <w:r>
+              <w:rPr>
+                <w:rFonts w:ascii="BRH Devanagari Extra" w:hAnsi="BRH Devanagari Extra" w:cs="BRH Devanagari Extra"/>
+                <w:color w:val="000000"/>
+                <w:sz w:val="40"/>
+                <w:szCs w:val="40"/>
+                <w:lang w:val="it-IT"/>
+              </w:rPr>
+              <w:t>É</w:t>
+            </w:r>
+            <w:r>
+              <w:rPr>
+                <w:rFonts w:ascii="BRH Malayalam Extra" w:hAnsi="BRH Malayalam Extra" w:cs="BRH Devanagari Extra"/>
+                <w:b/>
+                <w:color w:val="000000"/>
+                <w:sz w:val="32"/>
+                <w:szCs w:val="40"/>
+                <w:lang w:val="it-IT"/>
+              </w:rPr>
+              <w:t>–</w:t>
+            </w:r>
+            <w:r>
+              <w:rPr>
+                <w:rFonts w:ascii="BRH Devanagari Extra" w:hAnsi="BRH Devanagari Extra" w:cs="BRH Devanagari Extra"/>
+                <w:color w:val="000000"/>
+                <w:sz w:val="40"/>
+                <w:szCs w:val="40"/>
+                <w:lang w:val="it-IT"/>
+              </w:rPr>
+              <w:t>irÉå</w:t>
+            </w:r>
+            <w:r>
+              <w:rPr>
+                <w:rFonts w:ascii="BRH Malayalam Extra" w:hAnsi="BRH Malayalam Extra" w:cs="BRH Devanagari Extra"/>
+                <w:b/>
+                <w:color w:val="000000"/>
+                <w:sz w:val="32"/>
+                <w:szCs w:val="40"/>
+                <w:lang w:val="it-IT"/>
+              </w:rPr>
+              <w:t>–</w:t>
+            </w:r>
+            <w:r>
+              <w:rPr>
+                <w:rFonts w:ascii="BRH Devanagari Extra" w:hAnsi="BRH Devanagari Extra" w:cs="BRH Devanagari Extra"/>
+                <w:color w:val="000000"/>
+                <w:sz w:val="40"/>
+                <w:szCs w:val="40"/>
+                <w:lang w:val="it-IT"/>
+              </w:rPr>
+              <w:t>iÉÉÈ |</w:t>
+            </w:r>
+          </w:p>
+        </w:tc>
+        <w:tc>
+          <w:tcPr>
+            <w:tcW w:w="5103" w:type="dxa"/>
+          </w:tcPr>
+          <w:p>
+            <w:pPr>
+              <w:widowControl w:val="0"/>
+              <w:autoSpaceDE w:val="0"/>
+              <w:autoSpaceDN w:val="0"/>
+              <w:adjustRightInd w:val="0"/>
+              <w:spacing w:before="0" w:line="240" w:lineRule="auto"/>
+              <w:rPr>
+                <w:rFonts w:ascii="BRH Malayalam Extra" w:eastAsia="Times New Roman" w:hAnsi="BRH Malayalam Extra" w:cs="BRH Malayalam Extra"/>
+                <w:color w:val="000000"/>
+                <w:sz w:val="40"/>
+                <w:szCs w:val="40"/>
+                <w:lang w:val="it-IT" w:eastAsia="en-IN" w:bidi="ml-IN"/>
+              </w:rPr>
+            </w:pPr>
+            <w:r>
+              <w:rPr>
+                <w:rFonts w:ascii="BRH Devanagari Extra" w:hAnsi="BRH Devanagari Extra" w:cs="BRH Devanagari Extra"/>
+                <w:color w:val="000000"/>
+                <w:sz w:val="40"/>
+                <w:szCs w:val="40"/>
+                <w:lang w:val="it-IT"/>
+              </w:rPr>
+              <w:t>aÉëÉqÉþxrÉ SkÉÉÌiÉ | S</w:t>
+            </w:r>
+            <w:r>
+              <w:rPr>
+                <w:rFonts w:ascii="BRH Malayalam Extra" w:hAnsi="BRH Malayalam Extra" w:cs="BRH Devanagari Extra"/>
+                <w:b/>
+                <w:color w:val="000000"/>
+                <w:sz w:val="32"/>
+                <w:szCs w:val="40"/>
+                <w:lang w:val="it-IT"/>
+              </w:rPr>
+              <w:t>–</w:t>
+            </w:r>
+            <w:r>
+              <w:rPr>
+                <w:rFonts w:ascii="BRH Devanagari Extra" w:hAnsi="BRH Devanagari Extra" w:cs="BRH Devanagari Extra"/>
+                <w:color w:val="000000"/>
+                <w:sz w:val="40"/>
+                <w:szCs w:val="40"/>
+                <w:highlight w:val="green"/>
+                <w:lang w:val="it-IT"/>
+              </w:rPr>
+              <w:t>kÉ</w:t>
+            </w:r>
+            <w:r>
+              <w:rPr>
+                <w:rFonts w:ascii="BRH Malayalam Extra" w:hAnsi="BRH Malayalam Extra" w:cs="BRH Devanagari Extra"/>
+                <w:b/>
+                <w:color w:val="000000"/>
+                <w:sz w:val="32"/>
+                <w:szCs w:val="40"/>
+                <w:highlight w:val="green"/>
+                <w:lang w:val="it-IT"/>
+              </w:rPr>
+              <w:t>–</w:t>
+            </w:r>
+            <w:r>
+              <w:rPr>
+                <w:rFonts w:ascii="BRH Devanagari Extra" w:hAnsi="BRH Devanagari Extra" w:cs="BRH Devanagari Extra"/>
+                <w:color w:val="000000"/>
+                <w:sz w:val="40"/>
+                <w:szCs w:val="40"/>
+                <w:highlight w:val="green"/>
+                <w:lang w:val="it-IT"/>
+              </w:rPr>
+              <w:t>É</w:t>
+            </w:r>
+            <w:r>
+              <w:rPr>
+                <w:rFonts w:ascii="BRH Devanagari Extra" w:hAnsi="BRH Devanagari Extra" w:cs="BRH Devanagari Extra"/>
+                <w:color w:val="000000"/>
+                <w:sz w:val="40"/>
+                <w:szCs w:val="40"/>
+                <w:lang w:val="it-IT"/>
+              </w:rPr>
+              <w:t>irÉå</w:t>
+            </w:r>
+            <w:r>
+              <w:rPr>
+                <w:rFonts w:ascii="BRH Malayalam Extra" w:hAnsi="BRH Malayalam Extra" w:cs="BRH Devanagari Extra"/>
+                <w:b/>
+                <w:color w:val="000000"/>
+                <w:sz w:val="32"/>
+                <w:szCs w:val="40"/>
+                <w:lang w:val="it-IT"/>
+              </w:rPr>
+              <w:t>–</w:t>
+            </w:r>
+            <w:r>
+              <w:rPr>
+                <w:rFonts w:ascii="BRH Devanagari Extra" w:hAnsi="BRH Devanagari Extra" w:cs="BRH Devanagari Extra"/>
+                <w:color w:val="000000"/>
+                <w:sz w:val="40"/>
+                <w:szCs w:val="40"/>
+                <w:lang w:val="it-IT"/>
+              </w:rPr>
+              <w:t>iÉÉÈ |</w:t>
+            </w:r>
+          </w:p>
+        </w:tc>
+      </w:tr>
+      <w:tr>
+        <w:trPr>
+          <w:trHeight w:val="976"/>
+        </w:trPr>
+        <w:tc>
+          <w:tcPr>
+            <w:tcW w:w="4048" w:type="dxa"/>
+          </w:tcPr>
+          <w:p>
+            <w:pPr>
+              <w:widowControl w:val="0"/>
+              <w:tabs>
+                <w:tab w:val="left" w:pos="993"/>
+              </w:tabs>
+              <w:autoSpaceDE w:val="0"/>
+              <w:autoSpaceDN w:val="0"/>
+              <w:adjustRightInd w:val="0"/>
+              <w:spacing w:before="0" w:line="240" w:lineRule="auto"/>
+              <w:ind w:right="297"/>
+              <w:rPr>
+                <w:rFonts w:cs="Arial"/>
+                <w:b/>
+                <w:color w:val="000000"/>
+                <w:sz w:val="28"/>
+                <w:szCs w:val="32"/>
+              </w:rPr>
+            </w:pPr>
+            <w:r>
+              <w:rPr>
+                <w:rFonts w:cs="Arial"/>
+                <w:b/>
+                <w:color w:val="000000"/>
+                <w:sz w:val="28"/>
+                <w:szCs w:val="32"/>
+              </w:rPr>
+              <w:t>T.S.</w:t>
+            </w:r>
+            <w:r>
+              <w:rPr>
+                <w:rFonts w:cs="Arial"/>
+                <w:b/>
+                <w:color w:val="000000"/>
+                <w:sz w:val="28"/>
+                <w:szCs w:val="32"/>
+              </w:rPr>
+              <w:t xml:space="preserve">3.4.9.6 </w:t>
+            </w:r>
+            <w:r>
+              <w:rPr>
+                <w:rFonts w:cs="Arial"/>
+                <w:b/>
+                <w:color w:val="000000"/>
+                <w:sz w:val="28"/>
+                <w:szCs w:val="32"/>
+              </w:rPr>
+              <w:t>– Kramam</w:t>
+            </w:r>
+          </w:p>
+          <w:p>
+            <w:pPr>
+              <w:widowControl w:val="0"/>
+              <w:tabs>
+                <w:tab w:val="left" w:pos="993"/>
+              </w:tabs>
+              <w:autoSpaceDE w:val="0"/>
+              <w:autoSpaceDN w:val="0"/>
+              <w:adjustRightInd w:val="0"/>
+              <w:spacing w:before="0" w:line="240" w:lineRule="auto"/>
+              <w:ind w:right="297"/>
+              <w:rPr>
+                <w:rFonts w:cs="Arial"/>
+                <w:b/>
+                <w:color w:val="000000"/>
+                <w:sz w:val="28"/>
+                <w:szCs w:val="32"/>
+                <w:lang w:val="en-IN"/>
+              </w:rPr>
+            </w:pPr>
+            <w:r>
+              <w:rPr>
+                <w:rFonts w:cs="Arial"/>
+                <w:b/>
+                <w:color w:val="000000"/>
+                <w:sz w:val="28"/>
+                <w:szCs w:val="32"/>
+                <w:lang w:val="en-IN"/>
+              </w:rPr>
+              <w:t>Krama Vaakyam No. - 1</w:t>
+            </w:r>
+            <w:r>
+              <w:rPr>
+                <w:rFonts w:cs="Arial"/>
+                <w:b/>
+                <w:color w:val="000000"/>
+                <w:sz w:val="28"/>
+                <w:szCs w:val="32"/>
+                <w:lang w:val="en-IN"/>
+              </w:rPr>
+              <w:t>1</w:t>
+            </w:r>
+          </w:p>
+          <w:p>
+            <w:pPr>
+              <w:widowControl w:val="0"/>
+              <w:tabs>
+                <w:tab w:val="left" w:pos="993"/>
+              </w:tabs>
+              <w:autoSpaceDE w:val="0"/>
+              <w:autoSpaceDN w:val="0"/>
+              <w:adjustRightInd w:val="0"/>
+              <w:spacing w:before="0" w:line="240" w:lineRule="auto"/>
+              <w:ind w:right="297"/>
+              <w:rPr>
+                <w:rFonts w:cs="Arial"/>
+                <w:b/>
+                <w:color w:val="000000"/>
+                <w:sz w:val="28"/>
+                <w:szCs w:val="32"/>
+                <w:lang w:val="it-IT"/>
+              </w:rPr>
+            </w:pPr>
+            <w:r>
+              <w:rPr>
+                <w:rFonts w:cs="Arial"/>
+                <w:b/>
+                <w:color w:val="000000"/>
+                <w:sz w:val="28"/>
+                <w:szCs w:val="32"/>
+                <w:lang w:val="it-IT"/>
+              </w:rPr>
+              <w:t>Panchaati No</w:t>
+            </w:r>
+            <w:r>
+              <w:rPr>
+                <w:rFonts w:cs="Arial"/>
+                <w:b/>
+                <w:color w:val="000000"/>
+                <w:szCs w:val="32"/>
+                <w:lang w:val="it-IT"/>
+              </w:rPr>
+              <w:t xml:space="preserve">. - </w:t>
+            </w:r>
+            <w:r>
+              <w:rPr>
+                <w:rFonts w:cs="Arial"/>
+                <w:b/>
+                <w:color w:val="000000"/>
+                <w:sz w:val="28"/>
+                <w:szCs w:val="32"/>
+                <w:lang w:val="it-IT"/>
+              </w:rPr>
+              <w:t>3</w:t>
+            </w:r>
+            <w:r>
+              <w:rPr>
+                <w:rFonts w:cs="Arial"/>
+                <w:b/>
+                <w:color w:val="000000"/>
+                <w:sz w:val="28"/>
+                <w:szCs w:val="32"/>
+                <w:lang w:val="it-IT"/>
+              </w:rPr>
+              <w:t>4</w:t>
+            </w:r>
+          </w:p>
+        </w:tc>
+        <w:tc>
+          <w:tcPr>
+            <w:tcW w:w="4819" w:type="dxa"/>
+          </w:tcPr>
+          <w:p>
+            <w:pPr>
+              <w:widowControl w:val="0"/>
+              <w:autoSpaceDE w:val="0"/>
+              <w:autoSpaceDN w:val="0"/>
+              <w:adjustRightInd w:val="0"/>
+              <w:spacing w:before="0" w:line="240" w:lineRule="auto"/>
+              <w:rPr>
+                <w:rFonts w:ascii="BRH Malayalam Extra" w:eastAsia="Times New Roman" w:hAnsi="BRH Malayalam Extra" w:cs="BRH Malayalam Extra"/>
+                <w:color w:val="000000"/>
+                <w:sz w:val="40"/>
+                <w:szCs w:val="40"/>
+                <w:lang w:val="it-IT" w:eastAsia="en-IN" w:bidi="ml-IN"/>
+              </w:rPr>
+            </w:pPr>
+            <w:r>
+              <w:rPr>
+                <w:rFonts w:ascii="BRH Devanagari Extra" w:hAnsi="BRH Devanagari Extra" w:cs="BRH Devanagari Extra"/>
+                <w:color w:val="000000"/>
+                <w:sz w:val="40"/>
+                <w:szCs w:val="40"/>
+                <w:lang w:val="it-IT"/>
+              </w:rPr>
+              <w:t>ÂMçü NûlSÉåþÍpÉÈ | NûlSÉåþÍ</w:t>
+            </w:r>
+            <w:r>
+              <w:rPr>
+                <w:rFonts w:ascii="BRH Devanagari Extra" w:hAnsi="BRH Devanagari Extra" w:cs="BRH Devanagari Extra"/>
+                <w:color w:val="000000"/>
+                <w:sz w:val="40"/>
+                <w:szCs w:val="40"/>
+                <w:highlight w:val="yellow"/>
+                <w:lang w:val="it-IT"/>
+              </w:rPr>
+              <w:t>pÉ</w:t>
+            </w:r>
+            <w:r>
+              <w:rPr>
+                <w:rFonts w:ascii="BRH Malayalam Extra" w:hAnsi="BRH Malayalam Extra" w:cs="BRH Devanagari Extra"/>
+                <w:b/>
+                <w:color w:val="000000"/>
+                <w:sz w:val="32"/>
+                <w:szCs w:val="40"/>
+                <w:highlight w:val="yellow"/>
+                <w:lang w:val="it-IT"/>
+              </w:rPr>
+              <w:t>–</w:t>
+            </w:r>
+            <w:r>
+              <w:rPr>
+                <w:rFonts w:ascii="BRH Devanagari Extra" w:hAnsi="BRH Devanagari Extra" w:cs="BRH Devanagari Extra"/>
+                <w:color w:val="000000"/>
+                <w:sz w:val="40"/>
+                <w:szCs w:val="40"/>
+                <w:lang w:val="it-IT"/>
+              </w:rPr>
+              <w:t>UåuÉ |</w:t>
+            </w:r>
+          </w:p>
+        </w:tc>
+        <w:tc>
+          <w:tcPr>
+            <w:tcW w:w="5103" w:type="dxa"/>
+          </w:tcPr>
+          <w:p>
+            <w:pPr>
+              <w:widowControl w:val="0"/>
+              <w:autoSpaceDE w:val="0"/>
+              <w:autoSpaceDN w:val="0"/>
+              <w:adjustRightInd w:val="0"/>
+              <w:spacing w:before="0" w:line="240" w:lineRule="auto"/>
+              <w:rPr>
+                <w:rFonts w:ascii="BRH Malayalam Extra" w:eastAsia="Times New Roman" w:hAnsi="BRH Malayalam Extra" w:cs="BRH Malayalam Extra"/>
+                <w:color w:val="000000"/>
+                <w:sz w:val="40"/>
+                <w:szCs w:val="40"/>
+                <w:lang w:val="it-IT" w:eastAsia="en-IN" w:bidi="ml-IN"/>
+              </w:rPr>
+            </w:pPr>
+            <w:r>
+              <w:rPr>
+                <w:rFonts w:ascii="BRH Devanagari Extra" w:hAnsi="BRH Devanagari Extra" w:cs="BRH Devanagari Extra"/>
+                <w:color w:val="000000"/>
+                <w:sz w:val="40"/>
+                <w:szCs w:val="40"/>
+                <w:lang w:val="it-IT"/>
+              </w:rPr>
+              <w:t>ÂMçü NûlSÉåþÍpÉÈ | NûlSÉåþÍpÉ</w:t>
+            </w:r>
+            <w:r>
+              <w:rPr>
+                <w:rFonts w:ascii="BRH Devanagari Extra" w:hAnsi="BRH Devanagari Extra" w:cs="BRH Devanagari Extra"/>
+                <w:color w:val="000000"/>
+                <w:sz w:val="40"/>
+                <w:szCs w:val="40"/>
+                <w:highlight w:val="green"/>
+                <w:lang w:val="it-IT"/>
+              </w:rPr>
+              <w:t>U</w:t>
+            </w:r>
+            <w:r>
+              <w:rPr>
+                <w:rFonts w:ascii="BRH Malayalam Extra" w:hAnsi="BRH Malayalam Extra" w:cs="BRH Devanagari Extra"/>
+                <w:b/>
+                <w:color w:val="000000"/>
+                <w:sz w:val="32"/>
+                <w:szCs w:val="40"/>
+                <w:lang w:val="it-IT"/>
+              </w:rPr>
+              <w:t>–</w:t>
+            </w:r>
+            <w:r>
+              <w:rPr>
+                <w:rFonts w:ascii="BRH Devanagari Extra" w:hAnsi="BRH Devanagari Extra" w:cs="BRH Devanagari Extra"/>
+                <w:color w:val="000000"/>
+                <w:sz w:val="40"/>
+                <w:szCs w:val="40"/>
+                <w:lang w:val="it-IT"/>
+              </w:rPr>
+              <w:t>åuÉ |</w:t>
             </w:r>
           </w:p>
         </w:tc>
@@ -885,7 +1548,7 @@
               <w:autoSpaceDE w:val="0"/>
               <w:autoSpaceDN w:val="0"/>
               <w:adjustRightInd w:val="0"/>
-              <w:spacing w:before="0" w:line="252" w:lineRule="auto"/>
+              <w:spacing w:before="0" w:line="240" w:lineRule="auto"/>
               <w:ind w:right="297"/>
               <w:rPr>
                 <w:rFonts w:cs="Arial"/>
@@ -935,7 +1598,7 @@
               <w:autoSpaceDE w:val="0"/>
               <w:autoSpaceDN w:val="0"/>
               <w:adjustRightInd w:val="0"/>
-              <w:spacing w:before="0" w:line="252" w:lineRule="auto"/>
+              <w:spacing w:before="0" w:line="240" w:lineRule="auto"/>
               <w:ind w:right="297"/>
               <w:rPr>
                 <w:rFonts w:cs="Arial"/>
@@ -975,7 +1638,7 @@
               <w:autoSpaceDE w:val="0"/>
               <w:autoSpaceDN w:val="0"/>
               <w:adjustRightInd w:val="0"/>
-              <w:spacing w:before="0" w:line="252" w:lineRule="auto"/>
+              <w:spacing w:before="0" w:line="240" w:lineRule="auto"/>
               <w:ind w:right="297"/>
               <w:rPr>
                 <w:rFonts w:cs="Arial"/>
@@ -1312,6 +1975,526 @@
                 <w:szCs w:val="40"/>
               </w:rPr>
               <w:t>irÉþlÉÉuÉ³Éç ||</w:t>
+            </w:r>
+          </w:p>
+        </w:tc>
+      </w:tr>
+      <w:tr>
+        <w:trPr>
+          <w:trHeight w:val="1457"/>
+        </w:trPr>
+        <w:tc>
+          <w:tcPr>
+            <w:tcW w:w="4048" w:type="dxa"/>
+          </w:tcPr>
+          <w:p>
+            <w:pPr>
+              <w:widowControl w:val="0"/>
+              <w:tabs>
+                <w:tab w:val="left" w:pos="993"/>
+              </w:tabs>
+              <w:autoSpaceDE w:val="0"/>
+              <w:autoSpaceDN w:val="0"/>
+              <w:adjustRightInd w:val="0"/>
+              <w:spacing w:before="0" w:line="240" w:lineRule="auto"/>
+              <w:ind w:right="297"/>
+              <w:rPr>
+                <w:rFonts w:cs="Arial"/>
+                <w:b/>
+                <w:color w:val="000000"/>
+                <w:sz w:val="28"/>
+                <w:szCs w:val="32"/>
+              </w:rPr>
+            </w:pPr>
+          </w:p>
+          <w:p>
+            <w:pPr>
+              <w:widowControl w:val="0"/>
+              <w:tabs>
+                <w:tab w:val="left" w:pos="993"/>
+              </w:tabs>
+              <w:autoSpaceDE w:val="0"/>
+              <w:autoSpaceDN w:val="0"/>
+              <w:adjustRightInd w:val="0"/>
+              <w:spacing w:before="0" w:line="240" w:lineRule="auto"/>
+              <w:ind w:right="297"/>
+              <w:rPr>
+                <w:rFonts w:cs="Arial"/>
+                <w:b/>
+                <w:color w:val="000000"/>
+                <w:sz w:val="28"/>
+                <w:szCs w:val="32"/>
+              </w:rPr>
+            </w:pPr>
+          </w:p>
+          <w:p>
+            <w:pPr>
+              <w:widowControl w:val="0"/>
+              <w:tabs>
+                <w:tab w:val="left" w:pos="993"/>
+              </w:tabs>
+              <w:autoSpaceDE w:val="0"/>
+              <w:autoSpaceDN w:val="0"/>
+              <w:adjustRightInd w:val="0"/>
+              <w:spacing w:before="0" w:line="240" w:lineRule="auto"/>
+              <w:ind w:right="297"/>
+              <w:rPr>
+                <w:rFonts w:cs="Arial"/>
+                <w:b/>
+                <w:color w:val="000000"/>
+                <w:sz w:val="28"/>
+                <w:szCs w:val="32"/>
+              </w:rPr>
+            </w:pPr>
+            <w:r>
+              <w:rPr>
+                <w:rFonts w:cs="Arial"/>
+                <w:b/>
+                <w:color w:val="000000"/>
+                <w:sz w:val="28"/>
+                <w:szCs w:val="32"/>
+              </w:rPr>
+              <w:t>T.S.</w:t>
+            </w:r>
+            <w:r>
+              <w:rPr>
+                <w:rFonts w:cs="Arial"/>
+                <w:b/>
+                <w:color w:val="000000"/>
+                <w:sz w:val="28"/>
+                <w:szCs w:val="32"/>
+              </w:rPr>
+              <w:t xml:space="preserve">3.4.11.3 </w:t>
+            </w:r>
+            <w:r>
+              <w:rPr>
+                <w:rFonts w:cs="Arial"/>
+                <w:b/>
+                <w:color w:val="000000"/>
+                <w:sz w:val="28"/>
+                <w:szCs w:val="32"/>
+              </w:rPr>
+              <w:t>– Kramam</w:t>
+            </w:r>
+          </w:p>
+          <w:p>
+            <w:pPr>
+              <w:widowControl w:val="0"/>
+              <w:tabs>
+                <w:tab w:val="left" w:pos="993"/>
+              </w:tabs>
+              <w:autoSpaceDE w:val="0"/>
+              <w:autoSpaceDN w:val="0"/>
+              <w:adjustRightInd w:val="0"/>
+              <w:spacing w:before="0" w:line="240" w:lineRule="auto"/>
+              <w:ind w:right="297"/>
+              <w:rPr>
+                <w:rFonts w:cs="Arial"/>
+                <w:b/>
+                <w:color w:val="000000"/>
+                <w:sz w:val="28"/>
+                <w:szCs w:val="32"/>
+                <w:lang w:val="en-IN"/>
+              </w:rPr>
+            </w:pPr>
+            <w:r>
+              <w:rPr>
+                <w:rFonts w:cs="Arial"/>
+                <w:b/>
+                <w:color w:val="000000"/>
+                <w:sz w:val="28"/>
+                <w:szCs w:val="32"/>
+                <w:lang w:val="en-IN"/>
+              </w:rPr>
+              <w:t>Krama Vaakyam No. - 43</w:t>
+            </w:r>
+          </w:p>
+          <w:p>
+            <w:pPr>
+              <w:widowControl w:val="0"/>
+              <w:tabs>
+                <w:tab w:val="left" w:pos="993"/>
+              </w:tabs>
+              <w:autoSpaceDE w:val="0"/>
+              <w:autoSpaceDN w:val="0"/>
+              <w:adjustRightInd w:val="0"/>
+              <w:spacing w:before="0" w:line="240" w:lineRule="auto"/>
+              <w:ind w:right="297"/>
+              <w:rPr>
+                <w:rFonts w:cs="Arial"/>
+                <w:b/>
+                <w:color w:val="000000"/>
+                <w:sz w:val="28"/>
+                <w:szCs w:val="32"/>
+                <w:lang w:val="it-IT"/>
+              </w:rPr>
+            </w:pPr>
+            <w:r>
+              <w:rPr>
+                <w:rFonts w:cs="Arial"/>
+                <w:b/>
+                <w:color w:val="000000"/>
+                <w:sz w:val="28"/>
+                <w:szCs w:val="32"/>
+                <w:lang w:val="it-IT"/>
+              </w:rPr>
+              <w:t>Panchaati No</w:t>
+            </w:r>
+            <w:r>
+              <w:rPr>
+                <w:rFonts w:cs="Arial"/>
+                <w:b/>
+                <w:color w:val="000000"/>
+                <w:szCs w:val="32"/>
+                <w:lang w:val="it-IT"/>
+              </w:rPr>
+              <w:t xml:space="preserve">. - </w:t>
+            </w:r>
+            <w:r>
+              <w:rPr>
+                <w:rFonts w:cs="Arial"/>
+                <w:b/>
+                <w:color w:val="000000"/>
+                <w:sz w:val="28"/>
+                <w:szCs w:val="32"/>
+                <w:lang w:val="it-IT"/>
+              </w:rPr>
+              <w:t>43</w:t>
+            </w:r>
+          </w:p>
+        </w:tc>
+        <w:tc>
+          <w:tcPr>
+            <w:tcW w:w="4819" w:type="dxa"/>
+          </w:tcPr>
+          <w:p>
+            <w:pPr>
+              <w:widowControl w:val="0"/>
+              <w:autoSpaceDE w:val="0"/>
+              <w:autoSpaceDN w:val="0"/>
+              <w:adjustRightInd w:val="0"/>
+              <w:spacing w:before="0" w:line="240" w:lineRule="auto"/>
+              <w:rPr>
+                <w:rFonts w:ascii="BRH Devanagari Extra" w:hAnsi="BRH Devanagari Extra" w:cs="BRH Devanagari Extra"/>
+                <w:color w:val="000000"/>
+                <w:sz w:val="40"/>
+                <w:szCs w:val="40"/>
+                <w:lang w:val="it-IT"/>
+              </w:rPr>
+            </w:pPr>
+            <w:r>
+              <w:rPr>
+                <w:rFonts w:ascii="BRH Devanagari Extra" w:hAnsi="BRH Devanagari Extra" w:cs="BRH Devanagari Extra"/>
+                <w:color w:val="000000"/>
+                <w:sz w:val="40"/>
+                <w:szCs w:val="40"/>
+                <w:lang w:val="it-IT"/>
+              </w:rPr>
+              <w:t>oÉ×Wû</w:t>
+            </w:r>
+            <w:r>
+              <w:rPr>
+                <w:rFonts w:ascii="BRH Malayalam Extra" w:hAnsi="BRH Malayalam Extra" w:cs="BRH Devanagari Extra"/>
+                <w:b/>
+                <w:color w:val="000000"/>
+                <w:sz w:val="32"/>
+                <w:szCs w:val="40"/>
+                <w:lang w:val="it-IT"/>
+              </w:rPr>
+              <w:t>–</w:t>
+            </w:r>
+            <w:r>
+              <w:rPr>
+                <w:rFonts w:ascii="BRH Devanagari Extra" w:hAnsi="BRH Devanagari Extra" w:cs="BRH Devanagari Extra"/>
+                <w:color w:val="000000"/>
+                <w:sz w:val="40"/>
+                <w:szCs w:val="40"/>
+                <w:lang w:val="it-IT"/>
+              </w:rPr>
+              <w:t>xmÉÌiÉþUÍpÉ</w:t>
+            </w:r>
+            <w:r>
+              <w:rPr>
+                <w:rFonts w:ascii="BRH Malayalam Extra" w:hAnsi="BRH Malayalam Extra" w:cs="BRH Devanagari Extra"/>
+                <w:b/>
+                <w:color w:val="000000"/>
+                <w:sz w:val="32"/>
+                <w:szCs w:val="40"/>
+                <w:lang w:val="it-IT"/>
+              </w:rPr>
+              <w:t>–</w:t>
+            </w:r>
+            <w:r>
+              <w:rPr>
+                <w:rFonts w:ascii="BRH Devanagari Extra" w:hAnsi="BRH Devanagari Extra" w:cs="BRH Devanagari Extra"/>
+                <w:color w:val="000000"/>
+                <w:sz w:val="40"/>
+                <w:szCs w:val="40"/>
+                <w:lang w:val="it-IT"/>
+              </w:rPr>
+              <w:t xml:space="preserve">MüÌlÉþ¢üSiÉç | </w:t>
+            </w:r>
+          </w:p>
+          <w:p>
+            <w:pPr>
+              <w:widowControl w:val="0"/>
+              <w:autoSpaceDE w:val="0"/>
+              <w:autoSpaceDN w:val="0"/>
+              <w:adjustRightInd w:val="0"/>
+              <w:spacing w:before="0" w:line="240" w:lineRule="auto"/>
+              <w:rPr>
+                <w:rFonts w:ascii="BRH Malayalam Extra" w:eastAsia="Times New Roman" w:hAnsi="BRH Malayalam Extra" w:cs="BRH Malayalam Extra"/>
+                <w:color w:val="000000"/>
+                <w:sz w:val="40"/>
+                <w:szCs w:val="40"/>
+                <w:lang w:val="it-IT" w:eastAsia="en-IN" w:bidi="ml-IN"/>
+              </w:rPr>
+            </w:pPr>
+            <w:r>
+              <w:rPr>
+                <w:rFonts w:ascii="BRH Devanagari Extra" w:hAnsi="BRH Devanagari Extra" w:cs="BRH Devanagari Extra"/>
+                <w:color w:val="000000"/>
+                <w:sz w:val="40"/>
+                <w:szCs w:val="40"/>
+                <w:lang w:val="it-IT"/>
+              </w:rPr>
+              <w:t>A</w:t>
+            </w:r>
+            <w:r>
+              <w:rPr>
+                <w:rFonts w:ascii="BRH Malayalam Extra" w:hAnsi="BRH Malayalam Extra" w:cs="BRH Devanagari Extra"/>
+                <w:b/>
+                <w:color w:val="000000"/>
+                <w:sz w:val="32"/>
+                <w:szCs w:val="40"/>
+                <w:lang w:val="it-IT"/>
+              </w:rPr>
+              <w:t>–</w:t>
+            </w:r>
+            <w:r>
+              <w:rPr>
+                <w:rFonts w:ascii="BRH Devanagari Extra" w:hAnsi="BRH Devanagari Extra" w:cs="BRH Devanagari Extra"/>
+                <w:color w:val="000000"/>
+                <w:sz w:val="40"/>
+                <w:szCs w:val="40"/>
+                <w:lang w:val="it-IT"/>
+              </w:rPr>
+              <w:t>ÍpÉ</w:t>
+            </w:r>
+            <w:r>
+              <w:rPr>
+                <w:rFonts w:ascii="BRH Malayalam Extra" w:hAnsi="BRH Malayalam Extra" w:cs="BRH Devanagari Extra"/>
+                <w:b/>
+                <w:color w:val="000000"/>
+                <w:sz w:val="32"/>
+                <w:szCs w:val="40"/>
+                <w:lang w:val="it-IT"/>
+              </w:rPr>
+              <w:t>–</w:t>
+            </w:r>
+            <w:r>
+              <w:rPr>
+                <w:rFonts w:ascii="BRH Devanagari Extra" w:hAnsi="BRH Devanagari Extra" w:cs="BRH Devanagari Extra"/>
+                <w:color w:val="000000"/>
+                <w:sz w:val="40"/>
+                <w:szCs w:val="40"/>
+                <w:lang w:val="it-IT"/>
+              </w:rPr>
+              <w:t>MüÌlÉþ¢ü</w:t>
+            </w:r>
+            <w:r>
+              <w:rPr>
+                <w:rFonts w:ascii="BRH Devanagari Extra" w:hAnsi="BRH Devanagari Extra" w:cs="BRH Devanagari Extra"/>
+                <w:color w:val="000000"/>
+                <w:sz w:val="40"/>
+                <w:szCs w:val="40"/>
+                <w:highlight w:val="yellow"/>
+                <w:lang w:val="it-IT"/>
+              </w:rPr>
+              <w:t>S</w:t>
+            </w:r>
+            <w:r>
+              <w:rPr>
+                <w:rFonts w:ascii="BRH Devanagari Extra" w:hAnsi="BRH Devanagari Extra" w:cs="BRH Devanagari Extra"/>
+                <w:color w:val="000000"/>
+                <w:sz w:val="40"/>
+                <w:szCs w:val="40"/>
+                <w:lang w:val="it-IT"/>
+              </w:rPr>
+              <w:t>Sè aÉÉÈ |</w:t>
+            </w:r>
+          </w:p>
+        </w:tc>
+        <w:tc>
+          <w:tcPr>
+            <w:tcW w:w="5103" w:type="dxa"/>
+          </w:tcPr>
+          <w:p>
+            <w:pPr>
+              <w:widowControl w:val="0"/>
+              <w:autoSpaceDE w:val="0"/>
+              <w:autoSpaceDN w:val="0"/>
+              <w:adjustRightInd w:val="0"/>
+              <w:spacing w:before="0" w:line="240" w:lineRule="auto"/>
+              <w:rPr>
+                <w:rFonts w:ascii="BRH Devanagari Extra" w:hAnsi="BRH Devanagari Extra" w:cs="BRH Devanagari Extra"/>
+                <w:color w:val="000000"/>
+                <w:sz w:val="40"/>
+                <w:szCs w:val="40"/>
+                <w:lang w:val="it-IT"/>
+              </w:rPr>
+            </w:pPr>
+            <w:r>
+              <w:rPr>
+                <w:rFonts w:ascii="BRH Devanagari Extra" w:hAnsi="BRH Devanagari Extra" w:cs="BRH Devanagari Extra"/>
+                <w:color w:val="000000"/>
+                <w:sz w:val="40"/>
+                <w:szCs w:val="40"/>
+                <w:lang w:val="it-IT"/>
+              </w:rPr>
+              <w:t>oÉ×Wû</w:t>
+            </w:r>
+            <w:r>
+              <w:rPr>
+                <w:rFonts w:ascii="BRH Malayalam Extra" w:hAnsi="BRH Malayalam Extra" w:cs="BRH Devanagari Extra"/>
+                <w:b/>
+                <w:color w:val="000000"/>
+                <w:sz w:val="32"/>
+                <w:szCs w:val="40"/>
+                <w:lang w:val="it-IT"/>
+              </w:rPr>
+              <w:t>–</w:t>
+            </w:r>
+            <w:r>
+              <w:rPr>
+                <w:rFonts w:ascii="BRH Devanagari Extra" w:hAnsi="BRH Devanagari Extra" w:cs="BRH Devanagari Extra"/>
+                <w:color w:val="000000"/>
+                <w:sz w:val="40"/>
+                <w:szCs w:val="40"/>
+                <w:lang w:val="it-IT"/>
+              </w:rPr>
+              <w:t>xmÉÌiÉþUÍpÉ</w:t>
+            </w:r>
+            <w:r>
+              <w:rPr>
+                <w:rFonts w:ascii="BRH Malayalam Extra" w:hAnsi="BRH Malayalam Extra" w:cs="BRH Devanagari Extra"/>
+                <w:b/>
+                <w:color w:val="000000"/>
+                <w:sz w:val="32"/>
+                <w:szCs w:val="40"/>
+                <w:lang w:val="it-IT"/>
+              </w:rPr>
+              <w:t>–</w:t>
+            </w:r>
+            <w:r>
+              <w:rPr>
+                <w:rFonts w:ascii="BRH Devanagari Extra" w:hAnsi="BRH Devanagari Extra" w:cs="BRH Devanagari Extra"/>
+                <w:color w:val="000000"/>
+                <w:sz w:val="40"/>
+                <w:szCs w:val="40"/>
+                <w:lang w:val="it-IT"/>
+              </w:rPr>
+              <w:t xml:space="preserve">MüÌlÉþ¢üSiÉç | </w:t>
+            </w:r>
+          </w:p>
+          <w:p>
+            <w:pPr>
+              <w:widowControl w:val="0"/>
+              <w:autoSpaceDE w:val="0"/>
+              <w:autoSpaceDN w:val="0"/>
+              <w:adjustRightInd w:val="0"/>
+              <w:spacing w:before="0" w:line="240" w:lineRule="auto"/>
+              <w:rPr>
+                <w:rFonts w:ascii="BRH Malayalam Extra" w:eastAsia="Times New Roman" w:hAnsi="BRH Malayalam Extra" w:cs="BRH Malayalam Extra"/>
+                <w:color w:val="000000"/>
+                <w:sz w:val="40"/>
+                <w:szCs w:val="40"/>
+                <w:lang w:val="it-IT" w:eastAsia="en-IN" w:bidi="ml-IN"/>
+              </w:rPr>
+            </w:pPr>
+            <w:r>
+              <w:rPr>
+                <w:rFonts w:ascii="BRH Devanagari Extra" w:hAnsi="BRH Devanagari Extra" w:cs="BRH Devanagari Extra"/>
+                <w:color w:val="000000"/>
+                <w:sz w:val="40"/>
+                <w:szCs w:val="40"/>
+                <w:lang w:val="it-IT"/>
+              </w:rPr>
+              <w:t>A</w:t>
+            </w:r>
+            <w:r>
+              <w:rPr>
+                <w:rFonts w:ascii="BRH Malayalam Extra" w:hAnsi="BRH Malayalam Extra" w:cs="BRH Devanagari Extra"/>
+                <w:b/>
+                <w:color w:val="000000"/>
+                <w:sz w:val="32"/>
+                <w:szCs w:val="40"/>
+                <w:lang w:val="it-IT"/>
+              </w:rPr>
+              <w:t>–</w:t>
+            </w:r>
+            <w:r>
+              <w:rPr>
+                <w:rFonts w:ascii="BRH Devanagari Extra" w:hAnsi="BRH Devanagari Extra" w:cs="BRH Devanagari Extra"/>
+                <w:color w:val="000000"/>
+                <w:sz w:val="40"/>
+                <w:szCs w:val="40"/>
+                <w:lang w:val="it-IT"/>
+              </w:rPr>
+              <w:t>ÍpÉ</w:t>
+            </w:r>
+            <w:r>
+              <w:rPr>
+                <w:rFonts w:ascii="BRH Malayalam Extra" w:hAnsi="BRH Malayalam Extra" w:cs="BRH Devanagari Extra"/>
+                <w:b/>
+                <w:color w:val="000000"/>
+                <w:sz w:val="32"/>
+                <w:szCs w:val="40"/>
+                <w:lang w:val="it-IT"/>
+              </w:rPr>
+              <w:t>–</w:t>
+            </w:r>
+            <w:r>
+              <w:rPr>
+                <w:rFonts w:ascii="BRH Devanagari Extra" w:hAnsi="BRH Devanagari Extra" w:cs="BRH Devanagari Extra"/>
+                <w:color w:val="000000"/>
+                <w:sz w:val="40"/>
+                <w:szCs w:val="40"/>
+                <w:lang w:val="it-IT"/>
+              </w:rPr>
+              <w:t>MüÌlÉþ¢ü</w:t>
+            </w:r>
+            <w:r>
+              <w:rPr>
+                <w:rFonts w:ascii="BRH Devanagari Extra" w:hAnsi="BRH Devanagari Extra" w:cs="BRH Devanagari Extra"/>
+                <w:color w:val="000000"/>
+                <w:sz w:val="40"/>
+                <w:szCs w:val="40"/>
+                <w:highlight w:val="green"/>
+                <w:lang w:val="it-IT"/>
+              </w:rPr>
+              <w:t>S</w:t>
+            </w:r>
+            <w:r>
+              <w:rPr>
+                <w:rFonts w:ascii="BRH Malayalam Extra" w:hAnsi="BRH Malayalam Extra" w:cs="BRH Devanagari Extra"/>
+                <w:b/>
+                <w:color w:val="000000"/>
+                <w:sz w:val="32"/>
+                <w:szCs w:val="40"/>
+                <w:lang w:val="it-IT"/>
+              </w:rPr>
+              <w:t>–</w:t>
+            </w:r>
+            <w:r>
+              <w:rPr>
+                <w:rFonts w:ascii="BRH Devanagari Extra" w:hAnsi="BRH Devanagari Extra" w:cs="BRH Devanagari Extra"/>
+                <w:color w:val="000000"/>
+                <w:sz w:val="40"/>
+                <w:szCs w:val="40"/>
+                <w:lang w:val="it-IT"/>
+              </w:rPr>
+              <w:t>Sè aÉÉÈ |</w:t>
             </w:r>
           </w:p>
         </w:tc>
@@ -1333,7 +2516,7 @@
               <w:autoSpaceDE w:val="0"/>
               <w:autoSpaceDN w:val="0"/>
               <w:adjustRightInd w:val="0"/>
-              <w:spacing w:before="0" w:line="252" w:lineRule="auto"/>
+              <w:spacing w:before="0" w:line="240" w:lineRule="auto"/>
               <w:ind w:right="297"/>
               <w:rPr>
                 <w:rFonts w:cs="Arial"/>
@@ -1351,6 +2534,7 @@
                 <w:sz w:val="28"/>
                 <w:szCs w:val="32"/>
               </w:rPr>
+              <w:lastRenderedPageBreak/>
               <w:t>T.S.</w:t>
             </w:r>
             <w:r>
@@ -1383,7 +2567,7 @@
               <w:autoSpaceDE w:val="0"/>
               <w:autoSpaceDN w:val="0"/>
               <w:adjustRightInd w:val="0"/>
-              <w:spacing w:before="0" w:line="252" w:lineRule="auto"/>
+              <w:spacing w:before="0" w:line="240" w:lineRule="auto"/>
               <w:ind w:right="297"/>
               <w:rPr>
                 <w:rFonts w:cs="Arial"/>
@@ -1415,7 +2599,7 @@
               <w:autoSpaceDE w:val="0"/>
               <w:autoSpaceDN w:val="0"/>
               <w:adjustRightInd w:val="0"/>
-              <w:spacing w:before="0" w:line="252" w:lineRule="auto"/>
+              <w:spacing w:before="0" w:line="240" w:lineRule="auto"/>
               <w:ind w:right="297"/>
               <w:rPr>
                 <w:rFonts w:cs="Arial"/>
@@ -2146,7 +3330,6 @@
                 <w:szCs w:val="36"/>
                 <w:lang w:bidi="ml-IN"/>
               </w:rPr>
-              <w:lastRenderedPageBreak/>
               <w:t>None</w:t>
             </w:r>
           </w:p>
@@ -3331,6 +4514,7 @@
                 <w:sz w:val="28"/>
                 <w:szCs w:val="32"/>
               </w:rPr>
+              <w:lastRenderedPageBreak/>
               <w:t>T.S.3.4.3.1 – Kramam</w:t>
             </w:r>
           </w:p>
@@ -4420,7 +5604,6 @@
                 <w:sz w:val="28"/>
                 <w:szCs w:val="32"/>
               </w:rPr>
-              <w:lastRenderedPageBreak/>
               <w:t>T.S.</w:t>
             </w:r>
             <w:r>
@@ -5846,6 +7029,7 @@
                 <w:sz w:val="28"/>
                 <w:szCs w:val="32"/>
               </w:rPr>
+              <w:lastRenderedPageBreak/>
               <w:t>T.S.</w:t>
             </w:r>
             <w:r>
@@ -6502,7 +7686,16 @@
           <w:bCs/>
           <w:sz w:val="32"/>
         </w:rPr>
-        <w:t>replaced with</w:t>
+        <w:t xml:space="preserve">replaced </w:t>
+      </w:r>
+      <w:proofErr w:type="gramStart"/>
+      <w:r>
+        <w:rPr>
+          <w:b/>
+          <w:bCs/>
+          <w:sz w:val="32"/>
+        </w:rPr>
+        <w:t>with</w:t>
       </w:r>
       <w:r>
         <w:rPr>
@@ -6524,6 +7717,7 @@
         </w:rPr>
         <w:t>"</w:t>
       </w:r>
+      <w:proofErr w:type="gramEnd"/>
       <w:r>
         <w:rPr>
           <w:rFonts w:ascii="BRH Devanagari" w:hAnsi="BRH Devanagari" w:cs="BRH Devanagari"/>
@@ -6728,7 +7922,6 @@
                 <w:sz w:val="32"/>
                 <w:szCs w:val="32"/>
               </w:rPr>
-              <w:lastRenderedPageBreak/>
               <w:t>Section, Paragraph</w:t>
             </w:r>
           </w:p>

--- a/TS-Kramam/TS-3.4/TS 3.4 Sanskrit Krama Paatam Corrections.docx
+++ b/TS-Kramam/TS-3.4/TS 3.4 Sanskrit Krama Paatam Corrections.docx
@@ -1,6 +1,6 @@
 
 <file path=word/document.xml><?xml version="1.0" encoding="utf-8"?>
-<w:document xmlns:wpc="http://schemas.microsoft.com/office/word/2010/wordprocessingCanvas" xmlns:cx="http://schemas.microsoft.com/office/drawing/2014/chartex" xmlns:cx1="http://schemas.microsoft.com/office/drawing/2015/9/8/chartex" xmlns:cx2="http://schemas.microsoft.com/office/drawing/2015/10/21/chartex" xmlns:cx3="http://schemas.microsoft.com/office/drawing/2016/5/9/chartex" xmlns:cx4="http://schemas.microsoft.com/office/drawing/2016/5/10/chartex" xmlns:cx5="http://schemas.microsoft.com/office/drawing/2016/5/11/chartex" xmlns:cx6="http://schemas.microsoft.com/office/drawing/2016/5/12/chartex" xmlns:cx7="http://schemas.microsoft.com/office/drawing/2016/5/13/chartex" xmlns:cx8="http://schemas.microsoft.com/office/drawing/2016/5/14/chartex" xmlns:mc="http://schemas.openxmlformats.org/markup-compatibility/2006" xmlns:aink="http://schemas.microsoft.com/office/drawing/2016/ink" xmlns:am3d="http://schemas.microsoft.com/office/drawing/2017/model3d" xmlns:o="urn:schemas-microsoft-com:office:office" xmlns:oel="http://schemas.microsoft.com/office/2019/extlst" xmlns:r="http://schemas.openxmlformats.org/officeDocument/2006/relationships" xmlns:m="http://schemas.openxmlformats.org/officeDocument/2006/math" xmlns:v="urn:schemas-microsoft-com:vml" xmlns:wp14="http://schemas.microsoft.com/office/word/2010/wordprocessingDrawing" xmlns:wp="http://schemas.openxmlformats.org/drawingml/2006/wordprocessingDrawing" xmlns:w10="urn:schemas-microsoft-com:office:word" xmlns:w="http://schemas.openxmlformats.org/wordprocessingml/2006/main" xmlns:w14="http://schemas.microsoft.com/office/word/2010/wordml" xmlns:w15="http://schemas.microsoft.com/office/word/2012/wordml" xmlns:w16cei="http://schemas.microsoft.com/office/word/2026/wordml/cei" xmlns:w16cex="http://schemas.microsoft.com/office/word/2018/wordml/cex" xmlns:w16cid="http://schemas.microsoft.com/office/word/2016/wordml/cid" xmlns:w16="http://schemas.microsoft.com/office/word/2018/wordml" xmlns:w16du="http://schemas.microsoft.com/office/word/2023/wordml/word16du" xmlns:w16sdtdh="http://schemas.microsoft.com/office/word/2020/wordml/sdtdatahash" xmlns:w16sdtfl="http://schemas.microsoft.com/office/word/2024/wordml/sdtformatlock" xmlns:w16se="http://schemas.microsoft.com/office/word/2015/wordml/symex" xmlns:wpg="http://schemas.microsoft.com/office/word/2010/wordprocessingGroup" xmlns:wpi="http://schemas.microsoft.com/office/word/2010/wordprocessingInk" xmlns:wne="http://schemas.microsoft.com/office/word/2006/wordml" xmlns:wps="http://schemas.microsoft.com/office/word/2010/wordprocessingShape" mc:Ignorable="w14 w15 w16se w16cid w16 w16cex w16sdtdh w16sdtfl w16du wp14">
+<w:document xmlns:wpc="http://schemas.microsoft.com/office/word/2010/wordprocessingCanvas" xmlns:cx="http://schemas.microsoft.com/office/drawing/2014/chartex" xmlns:cx1="http://schemas.microsoft.com/office/drawing/2015/9/8/chartex" xmlns:cx2="http://schemas.microsoft.com/office/drawing/2015/10/21/chartex" xmlns:cx3="http://schemas.microsoft.com/office/drawing/2016/5/9/chartex" xmlns:cx4="http://schemas.microsoft.com/office/drawing/2016/5/10/chartex" xmlns:cx5="http://schemas.microsoft.com/office/drawing/2016/5/11/chartex" xmlns:cx6="http://schemas.microsoft.com/office/drawing/2016/5/12/chartex" xmlns:cx7="http://schemas.microsoft.com/office/drawing/2016/5/13/chartex" xmlns:cx8="http://schemas.microsoft.com/office/drawing/2016/5/14/chartex" xmlns:mc="http://schemas.openxmlformats.org/markup-compatibility/2006" xmlns:aink="http://schemas.microsoft.com/office/drawing/2016/ink" xmlns:am3d="http://schemas.microsoft.com/office/drawing/2017/model3d" xmlns:o="urn:schemas-microsoft-com:office:office" xmlns:oel="http://schemas.microsoft.com/office/2019/extlst" xmlns:r="http://schemas.openxmlformats.org/officeDocument/2006/relationships" xmlns:m="http://schemas.openxmlformats.org/officeDocument/2006/math" xmlns:v="urn:schemas-microsoft-com:vml" xmlns:wp14="http://schemas.microsoft.com/office/word/2010/wordprocessingDrawing" xmlns:wp="http://schemas.openxmlformats.org/drawingml/2006/wordprocessingDrawing" xmlns:w10="urn:schemas-microsoft-com:office:word" xmlns:w="http://schemas.openxmlformats.org/wordprocessingml/2006/main" xmlns:w14="http://schemas.microsoft.com/office/word/2010/wordml" xmlns:w15="http://schemas.microsoft.com/office/word/2012/wordml" xmlns:w16cex="http://schemas.microsoft.com/office/word/2018/wordml/cex" xmlns:w16cid="http://schemas.microsoft.com/office/word/2016/wordml/cid" xmlns:w16="http://schemas.microsoft.com/office/word/2018/wordml" xmlns:w16du="http://schemas.microsoft.com/office/word/2023/wordml/word16du" xmlns:w16sdtdh="http://schemas.microsoft.com/office/word/2020/wordml/sdtdatahash" xmlns:w16sdtfl="http://schemas.microsoft.com/office/word/2024/wordml/sdtformatlock" xmlns:w16se="http://schemas.microsoft.com/office/word/2015/wordml/symex" xmlns:wpg="http://schemas.microsoft.com/office/word/2010/wordprocessingGroup" xmlns:wpi="http://schemas.microsoft.com/office/word/2010/wordprocessingInk" xmlns:wne="http://schemas.microsoft.com/office/word/2006/wordml" xmlns:wps="http://schemas.microsoft.com/office/word/2010/wordprocessingShape" mc:Ignorable="w14 w15 w16se w16cid w16 w16cex w16sdtdh w16sdtfl w16du wp14">
   <w:body>
     <w:p>
       <w:pPr>
@@ -102,9 +102,8 @@
           <w:szCs w:val="32"/>
           <w:u w:val="single"/>
         </w:rPr>
-        <w:t xml:space="preserve">Observed </w:t>
+        <w:t xml:space="preserve">Observed till </w:t>
       </w:r>
-      <w:proofErr w:type="gramStart"/>
       <w:r>
         <w:rPr>
           <w:b/>
@@ -113,20 +112,8 @@
           <w:szCs w:val="32"/>
           <w:u w:val="single"/>
         </w:rPr>
-        <w:t xml:space="preserve">till </w:t>
+        <w:t>31st August 2026</w:t>
       </w:r>
-      <w:r>
-        <w:rPr>
-          <w:b/>
-          <w:bCs/>
-          <w:sz w:val="32"/>
-          <w:szCs w:val="32"/>
-          <w:highlight w:val="red"/>
-          <w:u w:val="single"/>
-        </w:rPr>
-        <w:t>?????</w:t>
-      </w:r>
-      <w:proofErr w:type="gramEnd"/>
     </w:p>
     <w:p>
       <w:pPr>
@@ -3016,6 +3003,17 @@
           <w:lang w:val="it-IT"/>
         </w:rPr>
       </w:pPr>
+      <w:r>
+        <w:rPr>
+          <w:b/>
+          <w:bCs/>
+          <w:sz w:val="32"/>
+          <w:szCs w:val="32"/>
+          <w:u w:val="single"/>
+          <w:lang w:val="it-IT"/>
+        </w:rPr>
+        <w:t>==============</w:t>
+      </w:r>
     </w:p>
     <w:p>
       <w:pPr>
@@ -3434,6 +3432,18 @@
           <w:u w:val="single"/>
         </w:rPr>
       </w:pPr>
+    </w:p>
+    <w:p>
+      <w:pPr>
+        <w:jc w:val="center"/>
+        <w:rPr>
+          <w:b/>
+          <w:bCs/>
+          <w:sz w:val="32"/>
+          <w:szCs w:val="32"/>
+          <w:u w:val="single"/>
+        </w:rPr>
+      </w:pPr>
       <w:r>
         <w:rPr>
           <w:b/>
@@ -4027,6 +4037,7 @@
                 <w:sz w:val="28"/>
                 <w:szCs w:val="32"/>
               </w:rPr>
+              <w:lastRenderedPageBreak/>
               <w:t>T.S.</w:t>
             </w:r>
             <w:r>
@@ -4514,7 +4525,6 @@
                 <w:sz w:val="28"/>
                 <w:szCs w:val="32"/>
               </w:rPr>
-              <w:lastRenderedPageBreak/>
               <w:t>T.S.3.4.3.1 – Kramam</w:t>
             </w:r>
           </w:p>
@@ -6859,7 +6869,7 @@
                 <w:color w:val="000000"/>
                 <w:sz w:val="40"/>
                 <w:szCs w:val="40"/>
-                <w:highlight w:val="green"/>
+                <w:highlight w:val="yellow"/>
               </w:rPr>
               <w:t>lÉ</w:t>
             </w:r>
@@ -6870,17 +6880,17 @@
                 <w:color w:val="000000"/>
                 <w:sz w:val="32"/>
                 <w:szCs w:val="40"/>
-                <w:highlight w:val="green"/>
-              </w:rPr>
-              <w:t>–</w:t>
-            </w:r>
-            <w:r>
-              <w:rPr>
-                <w:rFonts w:ascii="BRH Devanagari Extra" w:hAnsi="BRH Devanagari Extra" w:cs="BRH Devanagari Extra"/>
-                <w:color w:val="000000"/>
-                <w:sz w:val="40"/>
-                <w:szCs w:val="40"/>
-                <w:highlight w:val="green"/>
+                <w:highlight w:val="yellow"/>
+              </w:rPr>
+              <w:t>–</w:t>
+            </w:r>
+            <w:r>
+              <w:rPr>
+                <w:rFonts w:ascii="BRH Devanagari Extra" w:hAnsi="BRH Devanagari Extra" w:cs="BRH Devanagari Extra"/>
+                <w:color w:val="000000"/>
+                <w:sz w:val="40"/>
+                <w:szCs w:val="40"/>
+                <w:highlight w:val="yellow"/>
               </w:rPr>
               <w:t>È</w:t>
             </w:r>
@@ -6948,7 +6958,7 @@
                 <w:color w:val="000000"/>
                 <w:sz w:val="40"/>
                 <w:szCs w:val="40"/>
-                <w:highlight w:val="yellow"/>
+                <w:highlight w:val="green"/>
               </w:rPr>
               <w:t>lÉ</w:t>
             </w:r>
@@ -6959,7 +6969,7 @@
                 <w:color w:val="000000"/>
                 <w:sz w:val="32"/>
                 <w:szCs w:val="40"/>
-                <w:highlight w:val="yellow"/>
+                <w:highlight w:val="green"/>
               </w:rPr>
               <w:t>–</w:t>
             </w:r>
@@ -8143,7 +8153,7 @@
 </file>
 
 <file path=word/endnotes.xml><?xml version="1.0" encoding="utf-8"?>
-<w:endnotes xmlns:wpc="http://schemas.microsoft.com/office/word/2010/wordprocessingCanvas" xmlns:cx="http://schemas.microsoft.com/office/drawing/2014/chartex" xmlns:cx1="http://schemas.microsoft.com/office/drawing/2015/9/8/chartex" xmlns:cx2="http://schemas.microsoft.com/office/drawing/2015/10/21/chartex" xmlns:cx3="http://schemas.microsoft.com/office/drawing/2016/5/9/chartex" xmlns:cx4="http://schemas.microsoft.com/office/drawing/2016/5/10/chartex" xmlns:cx5="http://schemas.microsoft.com/office/drawing/2016/5/11/chartex" xmlns:cx6="http://schemas.microsoft.com/office/drawing/2016/5/12/chartex" xmlns:cx7="http://schemas.microsoft.com/office/drawing/2016/5/13/chartex" xmlns:cx8="http://schemas.microsoft.com/office/drawing/2016/5/14/chartex" xmlns:mc="http://schemas.openxmlformats.org/markup-compatibility/2006" xmlns:aink="http://schemas.microsoft.com/office/drawing/2016/ink" xmlns:am3d="http://schemas.microsoft.com/office/drawing/2017/model3d" xmlns:o="urn:schemas-microsoft-com:office:office" xmlns:oel="http://schemas.microsoft.com/office/2019/extlst" xmlns:r="http://schemas.openxmlformats.org/officeDocument/2006/relationships" xmlns:m="http://schemas.openxmlformats.org/officeDocument/2006/math" xmlns:v="urn:schemas-microsoft-com:vml" xmlns:wp14="http://schemas.microsoft.com/office/word/2010/wordprocessingDrawing" xmlns:wp="http://schemas.openxmlformats.org/drawingml/2006/wordprocessingDrawing" xmlns:w10="urn:schemas-microsoft-com:office:word" xmlns:w="http://schemas.openxmlformats.org/wordprocessingml/2006/main" xmlns:w14="http://schemas.microsoft.com/office/word/2010/wordml" xmlns:w15="http://schemas.microsoft.com/office/word/2012/wordml" xmlns:w16cei="http://schemas.microsoft.com/office/word/2026/wordml/cei" xmlns:w16cex="http://schemas.microsoft.com/office/word/2018/wordml/cex" xmlns:w16cid="http://schemas.microsoft.com/office/word/2016/wordml/cid" xmlns:w16="http://schemas.microsoft.com/office/word/2018/wordml" xmlns:w16du="http://schemas.microsoft.com/office/word/2023/wordml/word16du" xmlns:w16sdtdh="http://schemas.microsoft.com/office/word/2020/wordml/sdtdatahash" xmlns:w16sdtfl="http://schemas.microsoft.com/office/word/2024/wordml/sdtformatlock" xmlns:w16se="http://schemas.microsoft.com/office/word/2015/wordml/symex" xmlns:wpg="http://schemas.microsoft.com/office/word/2010/wordprocessingGroup" xmlns:wpi="http://schemas.microsoft.com/office/word/2010/wordprocessingInk" xmlns:wne="http://schemas.microsoft.com/office/word/2006/wordml" xmlns:wps="http://schemas.microsoft.com/office/word/2010/wordprocessingShape" mc:Ignorable="w14 w15 w16se w16cid w16 w16cex w16sdtdh w16sdtfl w16du wp14">
+<w:endnotes xmlns:wpc="http://schemas.microsoft.com/office/word/2010/wordprocessingCanvas" xmlns:cx="http://schemas.microsoft.com/office/drawing/2014/chartex" xmlns:cx1="http://schemas.microsoft.com/office/drawing/2015/9/8/chartex" xmlns:cx2="http://schemas.microsoft.com/office/drawing/2015/10/21/chartex" xmlns:cx3="http://schemas.microsoft.com/office/drawing/2016/5/9/chartex" xmlns:cx4="http://schemas.microsoft.com/office/drawing/2016/5/10/chartex" xmlns:cx5="http://schemas.microsoft.com/office/drawing/2016/5/11/chartex" xmlns:cx6="http://schemas.microsoft.com/office/drawing/2016/5/12/chartex" xmlns:cx7="http://schemas.microsoft.com/office/drawing/2016/5/13/chartex" xmlns:cx8="http://schemas.microsoft.com/office/drawing/2016/5/14/chartex" xmlns:mc="http://schemas.openxmlformats.org/markup-compatibility/2006" xmlns:aink="http://schemas.microsoft.com/office/drawing/2016/ink" xmlns:am3d="http://schemas.microsoft.com/office/drawing/2017/model3d" xmlns:o="urn:schemas-microsoft-com:office:office" xmlns:oel="http://schemas.microsoft.com/office/2019/extlst" xmlns:r="http://schemas.openxmlformats.org/officeDocument/2006/relationships" xmlns:m="http://schemas.openxmlformats.org/officeDocument/2006/math" xmlns:v="urn:schemas-microsoft-com:vml" xmlns:wp14="http://schemas.microsoft.com/office/word/2010/wordprocessingDrawing" xmlns:wp="http://schemas.openxmlformats.org/drawingml/2006/wordprocessingDrawing" xmlns:w10="urn:schemas-microsoft-com:office:word" xmlns:w="http://schemas.openxmlformats.org/wordprocessingml/2006/main" xmlns:w14="http://schemas.microsoft.com/office/word/2010/wordml" xmlns:w15="http://schemas.microsoft.com/office/word/2012/wordml" xmlns:w16cex="http://schemas.microsoft.com/office/word/2018/wordml/cex" xmlns:w16cid="http://schemas.microsoft.com/office/word/2016/wordml/cid" xmlns:w16="http://schemas.microsoft.com/office/word/2018/wordml" xmlns:w16du="http://schemas.microsoft.com/office/word/2023/wordml/word16du" xmlns:w16sdtdh="http://schemas.microsoft.com/office/word/2020/wordml/sdtdatahash" xmlns:w16sdtfl="http://schemas.microsoft.com/office/word/2024/wordml/sdtformatlock" xmlns:w16se="http://schemas.microsoft.com/office/word/2015/wordml/symex" xmlns:wpg="http://schemas.microsoft.com/office/word/2010/wordprocessingGroup" xmlns:wpi="http://schemas.microsoft.com/office/word/2010/wordprocessingInk" xmlns:wne="http://schemas.microsoft.com/office/word/2006/wordml" xmlns:wps="http://schemas.microsoft.com/office/word/2010/wordprocessingShape" mc:Ignorable="w14 w15 w16se w16cid w16 w16cex w16sdtdh w16sdtfl w16du wp14">
   <w:endnote w:type="separator" w:id="-1">
     <w:p>
       <w:pPr>
@@ -8168,7 +8178,7 @@
 </file>
 
 <file path=word/footer1.xml><?xml version="1.0" encoding="utf-8"?>
-<w:ftr xmlns:wpc="http://schemas.microsoft.com/office/word/2010/wordprocessingCanvas" xmlns:cx="http://schemas.microsoft.com/office/drawing/2014/chartex" xmlns:cx1="http://schemas.microsoft.com/office/drawing/2015/9/8/chartex" xmlns:cx2="http://schemas.microsoft.com/office/drawing/2015/10/21/chartex" xmlns:cx3="http://schemas.microsoft.com/office/drawing/2016/5/9/chartex" xmlns:cx4="http://schemas.microsoft.com/office/drawing/2016/5/10/chartex" xmlns:cx5="http://schemas.microsoft.com/office/drawing/2016/5/11/chartex" xmlns:cx6="http://schemas.microsoft.com/office/drawing/2016/5/12/chartex" xmlns:cx7="http://schemas.microsoft.com/office/drawing/2016/5/13/chartex" xmlns:cx8="http://schemas.microsoft.com/office/drawing/2016/5/14/chartex" xmlns:mc="http://schemas.openxmlformats.org/markup-compatibility/2006" xmlns:aink="http://schemas.microsoft.com/office/drawing/2016/ink" xmlns:am3d="http://schemas.microsoft.com/office/drawing/2017/model3d" xmlns:o="urn:schemas-microsoft-com:office:office" xmlns:oel="http://schemas.microsoft.com/office/2019/extlst" xmlns:r="http://schemas.openxmlformats.org/officeDocument/2006/relationships" xmlns:m="http://schemas.openxmlformats.org/officeDocument/2006/math" xmlns:v="urn:schemas-microsoft-com:vml" xmlns:wp14="http://schemas.microsoft.com/office/word/2010/wordprocessingDrawing" xmlns:wp="http://schemas.openxmlformats.org/drawingml/2006/wordprocessingDrawing" xmlns:w10="urn:schemas-microsoft-com:office:word" xmlns:w="http://schemas.openxmlformats.org/wordprocessingml/2006/main" xmlns:w14="http://schemas.microsoft.com/office/word/2010/wordml" xmlns:w15="http://schemas.microsoft.com/office/word/2012/wordml" xmlns:w16cei="http://schemas.microsoft.com/office/word/2026/wordml/cei" xmlns:w16cex="http://schemas.microsoft.com/office/word/2018/wordml/cex" xmlns:w16cid="http://schemas.microsoft.com/office/word/2016/wordml/cid" xmlns:w16="http://schemas.microsoft.com/office/word/2018/wordml" xmlns:w16du="http://schemas.microsoft.com/office/word/2023/wordml/word16du" xmlns:w16sdtdh="http://schemas.microsoft.com/office/word/2020/wordml/sdtdatahash" xmlns:w16sdtfl="http://schemas.microsoft.com/office/word/2024/wordml/sdtformatlock" xmlns:w16se="http://schemas.microsoft.com/office/word/2015/wordml/symex" xmlns:wpg="http://schemas.microsoft.com/office/word/2010/wordprocessingGroup" xmlns:wpi="http://schemas.microsoft.com/office/word/2010/wordprocessingInk" xmlns:wne="http://schemas.microsoft.com/office/word/2006/wordml" xmlns:wps="http://schemas.microsoft.com/office/word/2010/wordprocessingShape" mc:Ignorable="w14 w15 w16se w16cid w16 w16cex w16sdtdh w16sdtfl w16du wp14">
+<w:ftr xmlns:wpc="http://schemas.microsoft.com/office/word/2010/wordprocessingCanvas" xmlns:cx="http://schemas.microsoft.com/office/drawing/2014/chartex" xmlns:cx1="http://schemas.microsoft.com/office/drawing/2015/9/8/chartex" xmlns:cx2="http://schemas.microsoft.com/office/drawing/2015/10/21/chartex" xmlns:cx3="http://schemas.microsoft.com/office/drawing/2016/5/9/chartex" xmlns:cx4="http://schemas.microsoft.com/office/drawing/2016/5/10/chartex" xmlns:cx5="http://schemas.microsoft.com/office/drawing/2016/5/11/chartex" xmlns:cx6="http://schemas.microsoft.com/office/drawing/2016/5/12/chartex" xmlns:cx7="http://schemas.microsoft.com/office/drawing/2016/5/13/chartex" xmlns:cx8="http://schemas.microsoft.com/office/drawing/2016/5/14/chartex" xmlns:mc="http://schemas.openxmlformats.org/markup-compatibility/2006" xmlns:aink="http://schemas.microsoft.com/office/drawing/2016/ink" xmlns:am3d="http://schemas.microsoft.com/office/drawing/2017/model3d" xmlns:o="urn:schemas-microsoft-com:office:office" xmlns:oel="http://schemas.microsoft.com/office/2019/extlst" xmlns:r="http://schemas.openxmlformats.org/officeDocument/2006/relationships" xmlns:m="http://schemas.openxmlformats.org/officeDocument/2006/math" xmlns:v="urn:schemas-microsoft-com:vml" xmlns:wp14="http://schemas.microsoft.com/office/word/2010/wordprocessingDrawing" xmlns:wp="http://schemas.openxmlformats.org/drawingml/2006/wordprocessingDrawing" xmlns:w10="urn:schemas-microsoft-com:office:word" xmlns:w="http://schemas.openxmlformats.org/wordprocessingml/2006/main" xmlns:w14="http://schemas.microsoft.com/office/word/2010/wordml" xmlns:w15="http://schemas.microsoft.com/office/word/2012/wordml" xmlns:w16cex="http://schemas.microsoft.com/office/word/2018/wordml/cex" xmlns:w16cid="http://schemas.microsoft.com/office/word/2016/wordml/cid" xmlns:w16="http://schemas.microsoft.com/office/word/2018/wordml" xmlns:w16du="http://schemas.microsoft.com/office/word/2023/wordml/word16du" xmlns:w16sdtdh="http://schemas.microsoft.com/office/word/2020/wordml/sdtdatahash" xmlns:w16sdtfl="http://schemas.microsoft.com/office/word/2024/wordml/sdtformatlock" xmlns:w16se="http://schemas.microsoft.com/office/word/2015/wordml/symex" xmlns:wpg="http://schemas.microsoft.com/office/word/2010/wordprocessingGroup" xmlns:wpi="http://schemas.microsoft.com/office/word/2010/wordprocessingInk" xmlns:wne="http://schemas.microsoft.com/office/word/2006/wordml" xmlns:wps="http://schemas.microsoft.com/office/word/2010/wordprocessingShape" mc:Ignorable="w14 w15 w16se w16cid w16 w16cex w16sdtdh w16sdtfl w16du wp14">
   <w:p>
     <w:pPr>
       <w:pBdr>
@@ -8350,7 +8360,7 @@
 </file>
 
 <file path=word/footer2.xml><?xml version="1.0" encoding="utf-8"?>
-<w:ftr xmlns:wpc="http://schemas.microsoft.com/office/word/2010/wordprocessingCanvas" xmlns:cx="http://schemas.microsoft.com/office/drawing/2014/chartex" xmlns:cx1="http://schemas.microsoft.com/office/drawing/2015/9/8/chartex" xmlns:cx2="http://schemas.microsoft.com/office/drawing/2015/10/21/chartex" xmlns:cx3="http://schemas.microsoft.com/office/drawing/2016/5/9/chartex" xmlns:cx4="http://schemas.microsoft.com/office/drawing/2016/5/10/chartex" xmlns:cx5="http://schemas.microsoft.com/office/drawing/2016/5/11/chartex" xmlns:cx6="http://schemas.microsoft.com/office/drawing/2016/5/12/chartex" xmlns:cx7="http://schemas.microsoft.com/office/drawing/2016/5/13/chartex" xmlns:cx8="http://schemas.microsoft.com/office/drawing/2016/5/14/chartex" xmlns:mc="http://schemas.openxmlformats.org/markup-compatibility/2006" xmlns:aink="http://schemas.microsoft.com/office/drawing/2016/ink" xmlns:am3d="http://schemas.microsoft.com/office/drawing/2017/model3d" xmlns:o="urn:schemas-microsoft-com:office:office" xmlns:oel="http://schemas.microsoft.com/office/2019/extlst" xmlns:r="http://schemas.openxmlformats.org/officeDocument/2006/relationships" xmlns:m="http://schemas.openxmlformats.org/officeDocument/2006/math" xmlns:v="urn:schemas-microsoft-com:vml" xmlns:wp14="http://schemas.microsoft.com/office/word/2010/wordprocessingDrawing" xmlns:wp="http://schemas.openxmlformats.org/drawingml/2006/wordprocessingDrawing" xmlns:w10="urn:schemas-microsoft-com:office:word" xmlns:w="http://schemas.openxmlformats.org/wordprocessingml/2006/main" xmlns:w14="http://schemas.microsoft.com/office/word/2010/wordml" xmlns:w15="http://schemas.microsoft.com/office/word/2012/wordml" xmlns:w16cei="http://schemas.microsoft.com/office/word/2026/wordml/cei" xmlns:w16cex="http://schemas.microsoft.com/office/word/2018/wordml/cex" xmlns:w16cid="http://schemas.microsoft.com/office/word/2016/wordml/cid" xmlns:w16="http://schemas.microsoft.com/office/word/2018/wordml" xmlns:w16du="http://schemas.microsoft.com/office/word/2023/wordml/word16du" xmlns:w16sdtdh="http://schemas.microsoft.com/office/word/2020/wordml/sdtdatahash" xmlns:w16sdtfl="http://schemas.microsoft.com/office/word/2024/wordml/sdtformatlock" xmlns:w16se="http://schemas.microsoft.com/office/word/2015/wordml/symex" xmlns:wpg="http://schemas.microsoft.com/office/word/2010/wordprocessingGroup" xmlns:wpi="http://schemas.microsoft.com/office/word/2010/wordprocessingInk" xmlns:wne="http://schemas.microsoft.com/office/word/2006/wordml" xmlns:wps="http://schemas.microsoft.com/office/word/2010/wordprocessingShape" mc:Ignorable="w14 w15 w16se w16cid w16 w16cex w16sdtdh w16sdtfl w16du wp14">
+<w:ftr xmlns:wpc="http://schemas.microsoft.com/office/word/2010/wordprocessingCanvas" xmlns:cx="http://schemas.microsoft.com/office/drawing/2014/chartex" xmlns:cx1="http://schemas.microsoft.com/office/drawing/2015/9/8/chartex" xmlns:cx2="http://schemas.microsoft.com/office/drawing/2015/10/21/chartex" xmlns:cx3="http://schemas.microsoft.com/office/drawing/2016/5/9/chartex" xmlns:cx4="http://schemas.microsoft.com/office/drawing/2016/5/10/chartex" xmlns:cx5="http://schemas.microsoft.com/office/drawing/2016/5/11/chartex" xmlns:cx6="http://schemas.microsoft.com/office/drawing/2016/5/12/chartex" xmlns:cx7="http://schemas.microsoft.com/office/drawing/2016/5/13/chartex" xmlns:cx8="http://schemas.microsoft.com/office/drawing/2016/5/14/chartex" xmlns:mc="http://schemas.openxmlformats.org/markup-compatibility/2006" xmlns:aink="http://schemas.microsoft.com/office/drawing/2016/ink" xmlns:am3d="http://schemas.microsoft.com/office/drawing/2017/model3d" xmlns:o="urn:schemas-microsoft-com:office:office" xmlns:oel="http://schemas.microsoft.com/office/2019/extlst" xmlns:r="http://schemas.openxmlformats.org/officeDocument/2006/relationships" xmlns:m="http://schemas.openxmlformats.org/officeDocument/2006/math" xmlns:v="urn:schemas-microsoft-com:vml" xmlns:wp14="http://schemas.microsoft.com/office/word/2010/wordprocessingDrawing" xmlns:wp="http://schemas.openxmlformats.org/drawingml/2006/wordprocessingDrawing" xmlns:w10="urn:schemas-microsoft-com:office:word" xmlns:w="http://schemas.openxmlformats.org/wordprocessingml/2006/main" xmlns:w14="http://schemas.microsoft.com/office/word/2010/wordml" xmlns:w15="http://schemas.microsoft.com/office/word/2012/wordml" xmlns:w16cex="http://schemas.microsoft.com/office/word/2018/wordml/cex" xmlns:w16cid="http://schemas.microsoft.com/office/word/2016/wordml/cid" xmlns:w16="http://schemas.microsoft.com/office/word/2018/wordml" xmlns:w16du="http://schemas.microsoft.com/office/word/2023/wordml/word16du" xmlns:w16sdtdh="http://schemas.microsoft.com/office/word/2020/wordml/sdtdatahash" xmlns:w16sdtfl="http://schemas.microsoft.com/office/word/2024/wordml/sdtformatlock" xmlns:w16se="http://schemas.microsoft.com/office/word/2015/wordml/symex" xmlns:wpg="http://schemas.microsoft.com/office/word/2010/wordprocessingGroup" xmlns:wpi="http://schemas.microsoft.com/office/word/2010/wordprocessingInk" xmlns:wne="http://schemas.microsoft.com/office/word/2006/wordml" xmlns:wps="http://schemas.microsoft.com/office/word/2010/wordprocessingShape" mc:Ignorable="w14 w15 w16se w16cid w16 w16cex w16sdtdh w16sdtfl w16du wp14">
   <w:p>
     <w:pPr>
       <w:pBdr>
@@ -8553,7 +8563,7 @@
 </file>
 
 <file path=word/footnotes.xml><?xml version="1.0" encoding="utf-8"?>
-<w:footnotes xmlns:wpc="http://schemas.microsoft.com/office/word/2010/wordprocessingCanvas" xmlns:cx="http://schemas.microsoft.com/office/drawing/2014/chartex" xmlns:cx1="http://schemas.microsoft.com/office/drawing/2015/9/8/chartex" xmlns:cx2="http://schemas.microsoft.com/office/drawing/2015/10/21/chartex" xmlns:cx3="http://schemas.microsoft.com/office/drawing/2016/5/9/chartex" xmlns:cx4="http://schemas.microsoft.com/office/drawing/2016/5/10/chartex" xmlns:cx5="http://schemas.microsoft.com/office/drawing/2016/5/11/chartex" xmlns:cx6="http://schemas.microsoft.com/office/drawing/2016/5/12/chartex" xmlns:cx7="http://schemas.microsoft.com/office/drawing/2016/5/13/chartex" xmlns:cx8="http://schemas.microsoft.com/office/drawing/2016/5/14/chartex" xmlns:mc="http://schemas.openxmlformats.org/markup-compatibility/2006" xmlns:aink="http://schemas.microsoft.com/office/drawing/2016/ink" xmlns:am3d="http://schemas.microsoft.com/office/drawing/2017/model3d" xmlns:o="urn:schemas-microsoft-com:office:office" xmlns:oel="http://schemas.microsoft.com/office/2019/extlst" xmlns:r="http://schemas.openxmlformats.org/officeDocument/2006/relationships" xmlns:m="http://schemas.openxmlformats.org/officeDocument/2006/math" xmlns:v="urn:schemas-microsoft-com:vml" xmlns:wp14="http://schemas.microsoft.com/office/word/2010/wordprocessingDrawing" xmlns:wp="http://schemas.openxmlformats.org/drawingml/2006/wordprocessingDrawing" xmlns:w10="urn:schemas-microsoft-com:office:word" xmlns:w="http://schemas.openxmlformats.org/wordprocessingml/2006/main" xmlns:w14="http://schemas.microsoft.com/office/word/2010/wordml" xmlns:w15="http://schemas.microsoft.com/office/word/2012/wordml" xmlns:w16cei="http://schemas.microsoft.com/office/word/2026/wordml/cei" xmlns:w16cex="http://schemas.microsoft.com/office/word/2018/wordml/cex" xmlns:w16cid="http://schemas.microsoft.com/office/word/2016/wordml/cid" xmlns:w16="http://schemas.microsoft.com/office/word/2018/wordml" xmlns:w16du="http://schemas.microsoft.com/office/word/2023/wordml/word16du" xmlns:w16sdtdh="http://schemas.microsoft.com/office/word/2020/wordml/sdtdatahash" xmlns:w16sdtfl="http://schemas.microsoft.com/office/word/2024/wordml/sdtformatlock" xmlns:w16se="http://schemas.microsoft.com/office/word/2015/wordml/symex" xmlns:wpg="http://schemas.microsoft.com/office/word/2010/wordprocessingGroup" xmlns:wpi="http://schemas.microsoft.com/office/word/2010/wordprocessingInk" xmlns:wne="http://schemas.microsoft.com/office/word/2006/wordml" xmlns:wps="http://schemas.microsoft.com/office/word/2010/wordprocessingShape" mc:Ignorable="w14 w15 w16se w16cid w16 w16cex w16sdtdh w16sdtfl w16du wp14">
+<w:footnotes xmlns:wpc="http://schemas.microsoft.com/office/word/2010/wordprocessingCanvas" xmlns:cx="http://schemas.microsoft.com/office/drawing/2014/chartex" xmlns:cx1="http://schemas.microsoft.com/office/drawing/2015/9/8/chartex" xmlns:cx2="http://schemas.microsoft.com/office/drawing/2015/10/21/chartex" xmlns:cx3="http://schemas.microsoft.com/office/drawing/2016/5/9/chartex" xmlns:cx4="http://schemas.microsoft.com/office/drawing/2016/5/10/chartex" xmlns:cx5="http://schemas.microsoft.com/office/drawing/2016/5/11/chartex" xmlns:cx6="http://schemas.microsoft.com/office/drawing/2016/5/12/chartex" xmlns:cx7="http://schemas.microsoft.com/office/drawing/2016/5/13/chartex" xmlns:cx8="http://schemas.microsoft.com/office/drawing/2016/5/14/chartex" xmlns:mc="http://schemas.openxmlformats.org/markup-compatibility/2006" xmlns:aink="http://schemas.microsoft.com/office/drawing/2016/ink" xmlns:am3d="http://schemas.microsoft.com/office/drawing/2017/model3d" xmlns:o="urn:schemas-microsoft-com:office:office" xmlns:oel="http://schemas.microsoft.com/office/2019/extlst" xmlns:r="http://schemas.openxmlformats.org/officeDocument/2006/relationships" xmlns:m="http://schemas.openxmlformats.org/officeDocument/2006/math" xmlns:v="urn:schemas-microsoft-com:vml" xmlns:wp14="http://schemas.microsoft.com/office/word/2010/wordprocessingDrawing" xmlns:wp="http://schemas.openxmlformats.org/drawingml/2006/wordprocessingDrawing" xmlns:w10="urn:schemas-microsoft-com:office:word" xmlns:w="http://schemas.openxmlformats.org/wordprocessingml/2006/main" xmlns:w14="http://schemas.microsoft.com/office/word/2010/wordml" xmlns:w15="http://schemas.microsoft.com/office/word/2012/wordml" xmlns:w16cex="http://schemas.microsoft.com/office/word/2018/wordml/cex" xmlns:w16cid="http://schemas.microsoft.com/office/word/2016/wordml/cid" xmlns:w16="http://schemas.microsoft.com/office/word/2018/wordml" xmlns:w16du="http://schemas.microsoft.com/office/word/2023/wordml/word16du" xmlns:w16sdtdh="http://schemas.microsoft.com/office/word/2020/wordml/sdtdatahash" xmlns:w16sdtfl="http://schemas.microsoft.com/office/word/2024/wordml/sdtformatlock" xmlns:w16se="http://schemas.microsoft.com/office/word/2015/wordml/symex" xmlns:wpg="http://schemas.microsoft.com/office/word/2010/wordprocessingGroup" xmlns:wpi="http://schemas.microsoft.com/office/word/2010/wordprocessingInk" xmlns:wne="http://schemas.microsoft.com/office/word/2006/wordml" xmlns:wps="http://schemas.microsoft.com/office/word/2010/wordprocessingShape" mc:Ignorable="w14 w15 w16se w16cid w16 w16cex w16sdtdh w16sdtfl w16du wp14">
   <w:footnote w:type="separator" w:id="-1">
     <w:p>
       <w:pPr>
@@ -8578,7 +8588,7 @@
 </file>
 
 <file path=word/header1.xml><?xml version="1.0" encoding="utf-8"?>
-<w:hdr xmlns:wpc="http://schemas.microsoft.com/office/word/2010/wordprocessingCanvas" xmlns:cx="http://schemas.microsoft.com/office/drawing/2014/chartex" xmlns:cx1="http://schemas.microsoft.com/office/drawing/2015/9/8/chartex" xmlns:cx2="http://schemas.microsoft.com/office/drawing/2015/10/21/chartex" xmlns:cx3="http://schemas.microsoft.com/office/drawing/2016/5/9/chartex" xmlns:cx4="http://schemas.microsoft.com/office/drawing/2016/5/10/chartex" xmlns:cx5="http://schemas.microsoft.com/office/drawing/2016/5/11/chartex" xmlns:cx6="http://schemas.microsoft.com/office/drawing/2016/5/12/chartex" xmlns:cx7="http://schemas.microsoft.com/office/drawing/2016/5/13/chartex" xmlns:cx8="http://schemas.microsoft.com/office/drawing/2016/5/14/chartex" xmlns:mc="http://schemas.openxmlformats.org/markup-compatibility/2006" xmlns:aink="http://schemas.microsoft.com/office/drawing/2016/ink" xmlns:am3d="http://schemas.microsoft.com/office/drawing/2017/model3d" xmlns:o="urn:schemas-microsoft-com:office:office" xmlns:oel="http://schemas.microsoft.com/office/2019/extlst" xmlns:r="http://schemas.openxmlformats.org/officeDocument/2006/relationships" xmlns:m="http://schemas.openxmlformats.org/officeDocument/2006/math" xmlns:v="urn:schemas-microsoft-com:vml" xmlns:wp14="http://schemas.microsoft.com/office/word/2010/wordprocessingDrawing" xmlns:wp="http://schemas.openxmlformats.org/drawingml/2006/wordprocessingDrawing" xmlns:w10="urn:schemas-microsoft-com:office:word" xmlns:w="http://schemas.openxmlformats.org/wordprocessingml/2006/main" xmlns:w14="http://schemas.microsoft.com/office/word/2010/wordml" xmlns:w15="http://schemas.microsoft.com/office/word/2012/wordml" xmlns:w16cei="http://schemas.microsoft.com/office/word/2026/wordml/cei" xmlns:w16cex="http://schemas.microsoft.com/office/word/2018/wordml/cex" xmlns:w16cid="http://schemas.microsoft.com/office/word/2016/wordml/cid" xmlns:w16="http://schemas.microsoft.com/office/word/2018/wordml" xmlns:w16du="http://schemas.microsoft.com/office/word/2023/wordml/word16du" xmlns:w16sdtdh="http://schemas.microsoft.com/office/word/2020/wordml/sdtdatahash" xmlns:w16sdtfl="http://schemas.microsoft.com/office/word/2024/wordml/sdtformatlock" xmlns:w16se="http://schemas.microsoft.com/office/word/2015/wordml/symex" xmlns:wpg="http://schemas.microsoft.com/office/word/2010/wordprocessingGroup" xmlns:wpi="http://schemas.microsoft.com/office/word/2010/wordprocessingInk" xmlns:wne="http://schemas.microsoft.com/office/word/2006/wordml" xmlns:wps="http://schemas.microsoft.com/office/word/2010/wordprocessingShape" mc:Ignorable="w14 w15 w16se w16cid w16 w16cex w16sdtdh w16sdtfl w16du wp14">
+<w:hdr xmlns:wpc="http://schemas.microsoft.com/office/word/2010/wordprocessingCanvas" xmlns:cx="http://schemas.microsoft.com/office/drawing/2014/chartex" xmlns:cx1="http://schemas.microsoft.com/office/drawing/2015/9/8/chartex" xmlns:cx2="http://schemas.microsoft.com/office/drawing/2015/10/21/chartex" xmlns:cx3="http://schemas.microsoft.com/office/drawing/2016/5/9/chartex" xmlns:cx4="http://schemas.microsoft.com/office/drawing/2016/5/10/chartex" xmlns:cx5="http://schemas.microsoft.com/office/drawing/2016/5/11/chartex" xmlns:cx6="http://schemas.microsoft.com/office/drawing/2016/5/12/chartex" xmlns:cx7="http://schemas.microsoft.com/office/drawing/2016/5/13/chartex" xmlns:cx8="http://schemas.microsoft.com/office/drawing/2016/5/14/chartex" xmlns:mc="http://schemas.openxmlformats.org/markup-compatibility/2006" xmlns:aink="http://schemas.microsoft.com/office/drawing/2016/ink" xmlns:am3d="http://schemas.microsoft.com/office/drawing/2017/model3d" xmlns:o="urn:schemas-microsoft-com:office:office" xmlns:oel="http://schemas.microsoft.com/office/2019/extlst" xmlns:r="http://schemas.openxmlformats.org/officeDocument/2006/relationships" xmlns:m="http://schemas.openxmlformats.org/officeDocument/2006/math" xmlns:v="urn:schemas-microsoft-com:vml" xmlns:wp14="http://schemas.microsoft.com/office/word/2010/wordprocessingDrawing" xmlns:wp="http://schemas.openxmlformats.org/drawingml/2006/wordprocessingDrawing" xmlns:w10="urn:schemas-microsoft-com:office:word" xmlns:w="http://schemas.openxmlformats.org/wordprocessingml/2006/main" xmlns:w14="http://schemas.microsoft.com/office/word/2010/wordml" xmlns:w15="http://schemas.microsoft.com/office/word/2012/wordml" xmlns:w16cex="http://schemas.microsoft.com/office/word/2018/wordml/cex" xmlns:w16cid="http://schemas.microsoft.com/office/word/2016/wordml/cid" xmlns:w16="http://schemas.microsoft.com/office/word/2018/wordml" xmlns:w16du="http://schemas.microsoft.com/office/word/2023/wordml/word16du" xmlns:w16sdtdh="http://schemas.microsoft.com/office/word/2020/wordml/sdtdatahash" xmlns:w16sdtfl="http://schemas.microsoft.com/office/word/2024/wordml/sdtformatlock" xmlns:w16se="http://schemas.microsoft.com/office/word/2015/wordml/symex" xmlns:wpg="http://schemas.microsoft.com/office/word/2010/wordprocessingGroup" xmlns:wpi="http://schemas.microsoft.com/office/word/2010/wordprocessingInk" xmlns:wne="http://schemas.microsoft.com/office/word/2006/wordml" xmlns:wps="http://schemas.microsoft.com/office/word/2010/wordprocessingShape" mc:Ignorable="w14 w15 w16se w16cid w16 w16cex w16sdtdh w16sdtfl w16du wp14">
   <w:p>
     <w:pPr>
       <w:pStyle w:val="Header"/>
@@ -8591,7 +8601,7 @@
 </file>
 
 <file path=word/header2.xml><?xml version="1.0" encoding="utf-8"?>
-<w:hdr xmlns:wpc="http://schemas.microsoft.com/office/word/2010/wordprocessingCanvas" xmlns:cx="http://schemas.microsoft.com/office/drawing/2014/chartex" xmlns:cx1="http://schemas.microsoft.com/office/drawing/2015/9/8/chartex" xmlns:cx2="http://schemas.microsoft.com/office/drawing/2015/10/21/chartex" xmlns:cx3="http://schemas.microsoft.com/office/drawing/2016/5/9/chartex" xmlns:cx4="http://schemas.microsoft.com/office/drawing/2016/5/10/chartex" xmlns:cx5="http://schemas.microsoft.com/office/drawing/2016/5/11/chartex" xmlns:cx6="http://schemas.microsoft.com/office/drawing/2016/5/12/chartex" xmlns:cx7="http://schemas.microsoft.com/office/drawing/2016/5/13/chartex" xmlns:cx8="http://schemas.microsoft.com/office/drawing/2016/5/14/chartex" xmlns:mc="http://schemas.openxmlformats.org/markup-compatibility/2006" xmlns:aink="http://schemas.microsoft.com/office/drawing/2016/ink" xmlns:am3d="http://schemas.microsoft.com/office/drawing/2017/model3d" xmlns:o="urn:schemas-microsoft-com:office:office" xmlns:oel="http://schemas.microsoft.com/office/2019/extlst" xmlns:r="http://schemas.openxmlformats.org/officeDocument/2006/relationships" xmlns:m="http://schemas.openxmlformats.org/officeDocument/2006/math" xmlns:v="urn:schemas-microsoft-com:vml" xmlns:wp14="http://schemas.microsoft.com/office/word/2010/wordprocessingDrawing" xmlns:wp="http://schemas.openxmlformats.org/drawingml/2006/wordprocessingDrawing" xmlns:w10="urn:schemas-microsoft-com:office:word" xmlns:w="http://schemas.openxmlformats.org/wordprocessingml/2006/main" xmlns:w14="http://schemas.microsoft.com/office/word/2010/wordml" xmlns:w15="http://schemas.microsoft.com/office/word/2012/wordml" xmlns:w16cei="http://schemas.microsoft.com/office/word/2026/wordml/cei" xmlns:w16cex="http://schemas.microsoft.com/office/word/2018/wordml/cex" xmlns:w16cid="http://schemas.microsoft.com/office/word/2016/wordml/cid" xmlns:w16="http://schemas.microsoft.com/office/word/2018/wordml" xmlns:w16du="http://schemas.microsoft.com/office/word/2023/wordml/word16du" xmlns:w16sdtdh="http://schemas.microsoft.com/office/word/2020/wordml/sdtdatahash" xmlns:w16sdtfl="http://schemas.microsoft.com/office/word/2024/wordml/sdtformatlock" xmlns:w16se="http://schemas.microsoft.com/office/word/2015/wordml/symex" xmlns:wpg="http://schemas.microsoft.com/office/word/2010/wordprocessingGroup" xmlns:wpi="http://schemas.microsoft.com/office/word/2010/wordprocessingInk" xmlns:wne="http://schemas.microsoft.com/office/word/2006/wordml" xmlns:wps="http://schemas.microsoft.com/office/word/2010/wordprocessingShape" mc:Ignorable="w14 w15 w16se w16cid w16 w16cex w16sdtdh w16sdtfl w16du wp14">
+<w:hdr xmlns:wpc="http://schemas.microsoft.com/office/word/2010/wordprocessingCanvas" xmlns:cx="http://schemas.microsoft.com/office/drawing/2014/chartex" xmlns:cx1="http://schemas.microsoft.com/office/drawing/2015/9/8/chartex" xmlns:cx2="http://schemas.microsoft.com/office/drawing/2015/10/21/chartex" xmlns:cx3="http://schemas.microsoft.com/office/drawing/2016/5/9/chartex" xmlns:cx4="http://schemas.microsoft.com/office/drawing/2016/5/10/chartex" xmlns:cx5="http://schemas.microsoft.com/office/drawing/2016/5/11/chartex" xmlns:cx6="http://schemas.microsoft.com/office/drawing/2016/5/12/chartex" xmlns:cx7="http://schemas.microsoft.com/office/drawing/2016/5/13/chartex" xmlns:cx8="http://schemas.microsoft.com/office/drawing/2016/5/14/chartex" xmlns:mc="http://schemas.openxmlformats.org/markup-compatibility/2006" xmlns:aink="http://schemas.microsoft.com/office/drawing/2016/ink" xmlns:am3d="http://schemas.microsoft.com/office/drawing/2017/model3d" xmlns:o="urn:schemas-microsoft-com:office:office" xmlns:oel="http://schemas.microsoft.com/office/2019/extlst" xmlns:r="http://schemas.openxmlformats.org/officeDocument/2006/relationships" xmlns:m="http://schemas.openxmlformats.org/officeDocument/2006/math" xmlns:v="urn:schemas-microsoft-com:vml" xmlns:wp14="http://schemas.microsoft.com/office/word/2010/wordprocessingDrawing" xmlns:wp="http://schemas.openxmlformats.org/drawingml/2006/wordprocessingDrawing" xmlns:w10="urn:schemas-microsoft-com:office:word" xmlns:w="http://schemas.openxmlformats.org/wordprocessingml/2006/main" xmlns:w14="http://schemas.microsoft.com/office/word/2010/wordml" xmlns:w15="http://schemas.microsoft.com/office/word/2012/wordml" xmlns:w16cex="http://schemas.microsoft.com/office/word/2018/wordml/cex" xmlns:w16cid="http://schemas.microsoft.com/office/word/2016/wordml/cid" xmlns:w16="http://schemas.microsoft.com/office/word/2018/wordml" xmlns:w16du="http://schemas.microsoft.com/office/word/2023/wordml/word16du" xmlns:w16sdtdh="http://schemas.microsoft.com/office/word/2020/wordml/sdtdatahash" xmlns:w16sdtfl="http://schemas.microsoft.com/office/word/2024/wordml/sdtformatlock" xmlns:w16se="http://schemas.microsoft.com/office/word/2015/wordml/symex" xmlns:wpg="http://schemas.microsoft.com/office/word/2010/wordprocessingGroup" xmlns:wpi="http://schemas.microsoft.com/office/word/2010/wordprocessingInk" xmlns:wne="http://schemas.microsoft.com/office/word/2006/wordml" xmlns:wps="http://schemas.microsoft.com/office/word/2010/wordprocessingShape" mc:Ignorable="w14 w15 w16se w16cid w16 w16cex w16sdtdh w16sdtfl w16du wp14">
   <w:p>
     <w:pPr>
       <w:pStyle w:val="Header"/>
